--- a/交付说明_四篇改稿_2026-10-24.docx
+++ b/交付说明_四篇改稿_2026-10-24.docx
@@ -43,10 +43,7 @@
         <w:t xml:space="preserve">二次收口修复</w:t>
       </w:r>
       <w:r>
-        <w:t xml:space="preserve">；★</w:t>
-      </w:r>
-      <w:r>
-        <w:t xml:space="preserve"> </w:t>
+        <w:t xml:space="preserve">；</w:t>
       </w:r>
       <w:r>
         <w:rPr>
@@ -56,7 +53,7 @@
         <w:t xml:space="preserve">本包不含任何新增实验读数</w:t>
       </w:r>
       <w:r>
-        <w:t xml:space="preserve">，改动全部是「让正文执行论文自己已有的纪律」。</w:t>
+        <w:t xml:space="preserve">，改动全部是「让正文执行论文自己已有的要求」。</w:t>
       </w:r>
     </w:p>
     <w:bookmarkStart w:id="20" w:name="定位声明2026-10-24-晚追加-本包里的四篇-四个方向"/>
@@ -65,7 +62,7 @@
         <w:pStyle w:val="Heading3"/>
       </w:pPr>
       <w:r>
-        <w:t xml:space="preserve">★ 定位声明（2026-10-24 晚追加）·</w:t>
+        <w:t xml:space="preserve">定位声明（2026-10-24 晚追加）·</w:t>
       </w:r>
       <w:r>
         <w:t xml:space="preserve"> </w:t>
@@ -96,7 +93,17 @@
         <w:t xml:space="preserve">外部审稿人审的那四份</w:t>
       </w:r>
       <w:r>
-        <w:t xml:space="preserve">（L1 过早闭合 / C 十三类规程 / A 赢家过拟合 / D 状态机）⇒ ★</w:t>
+        <w:t xml:space="preserve">（L1 过早闭合 / C 十三类规程 / A 赢家过拟合 / D 状态机），</w:t>
+      </w:r>
+      <w:r>
+        <w:rPr>
+          <w:bCs/>
+          <w:b/>
+        </w:rPr>
+        <w:t xml:space="preserve">改稿对象没跑偏</w:t>
+      </w:r>
+      <w:r>
+        <w:t xml:space="preserve">。但按「四个方向」的编号（①问题描述与原因·注意力机制 → ②用设计的手段 → ③用训练自迭代的手段 → ④状态机内驱力）来看：</w:t>
       </w:r>
       <w:r>
         <w:t xml:space="preserve"> </w:t>
@@ -106,46 +113,15 @@
           <w:bCs/>
           <w:b/>
         </w:rPr>
-        <w:t xml:space="preserve">改稿对象没跑偏</w:t>
-      </w:r>
-      <w:r>
-        <w:t xml:space="preserve">。</w:t>
+        <w:t xml:space="preserve">③ 没有独立成篇</w:t>
+      </w:r>
+      <w:r>
+        <w:t xml:space="preserve">（它的载体是三组成稿《搜索空间塌缩与过早闭合…》的 §5，未进本包、未经外部审稿）；</w:t>
       </w:r>
       <w:r>
         <w:t xml:space="preserve"> </w:t>
       </w:r>
       <w:r>
-        <w:t xml:space="preserve">但按「四个方向」的编号（①问题描述与原因·注意力机制 → ②用设计的手段 → ③用训练自迭代的手段 → ④状态机内驱力）来看：</w:t>
-      </w:r>
-      <w:r>
-        <w:t xml:space="preserve"> </w:t>
-      </w:r>
-      <w:r>
-        <w:t xml:space="preserve">★</w:t>
-      </w:r>
-      <w:r>
-        <w:t xml:space="preserve"> </w:t>
-      </w:r>
-      <w:r>
-        <w:rPr>
-          <w:bCs/>
-          <w:b/>
-        </w:rPr>
-        <w:t xml:space="preserve">③ 没有独立成篇</w:t>
-      </w:r>
-      <w:r>
-        <w:t xml:space="preserve">（它的载体是三组成稿《搜索空间塌缩与过早闭合…》的 §5，未进本包、未经外部审稿）；</w:t>
-      </w:r>
-      <w:r>
-        <w:t xml:space="preserve"> </w:t>
-      </w:r>
-      <w:r>
-        <w:t xml:space="preserve">★</w:t>
-      </w:r>
-      <w:r>
-        <w:t xml:space="preserve"> </w:t>
-      </w:r>
-      <w:r>
         <w:rPr>
           <w:bCs/>
           <w:b/>
@@ -154,12 +130,6 @@
       </w:r>
       <w:r>
         <w:t xml:space="preserve">（审稿人评价最高，故一并改）。</w:t>
-      </w:r>
-      <w:r>
-        <w:t xml:space="preserve"> </w:t>
-      </w:r>
-      <w:r>
-        <w:t xml:space="preserve">⇒ ★</w:t>
       </w:r>
       <w:r>
         <w:t xml:space="preserve"> </w:t>
@@ -201,7 +171,7 @@
         <w:pStyle w:val="Heading3"/>
       </w:pPr>
       <w:r>
-        <w:t xml:space="preserve">★★ 2026-10-25 追加（只增不改）·</w:t>
+        <w:t xml:space="preserve">2026-10-25 追加（只增不改）·</w:t>
       </w:r>
       <w:r>
         <w:t xml:space="preserve"> </w:t>
@@ -219,12 +189,6 @@
         <w:pStyle w:val="FirstParagraph"/>
       </w:pPr>
       <w:r>
-        <w:t xml:space="preserve">★</w:t>
-      </w:r>
-      <w:r>
-        <w:t xml:space="preserve"> </w:t>
-      </w:r>
-      <w:r>
         <w:rPr>
           <w:bCs/>
           <w:b/>
@@ -232,13 +196,7 @@
         <w:t xml:space="preserve">方向③（用训练/自迭代的手段优化 = 层3）已独立成篇</w:t>
       </w:r>
       <w:r>
-        <w:t xml:space="preserve"> </w:t>
-      </w:r>
-      <w:r>
-        <w:t xml:space="preserve">⇒</w:t>
-      </w:r>
-      <w:r>
-        <w:t xml:space="preserve"> </w:t>
+        <w:t xml:space="preserve">，</w:t>
       </w:r>
       <w:r>
         <w:rPr>
@@ -266,311 +224,266 @@
         <w:t xml:space="preserve"> </w:t>
       </w:r>
       <w:r>
-        <w:t xml:space="preserve">★</w:t>
+        <w:rPr>
+          <w:bCs/>
+          <w:b/>
+        </w:rPr>
+        <w:t xml:space="preserve">本篇是从未成过篇的方向，零新实验、零模型调用</w:t>
+      </w:r>
+      <w:r>
+        <w:t xml:space="preserve">：全部读数沿用第三组底稿既有产出；留出集批次</w:t>
+      </w:r>
+      <w:r>
+        <w:rPr>
+          <w:bCs/>
+          <w:b/>
+        </w:rPr>
+        <w:t xml:space="preserve">未完成</w:t>
+      </w:r>
+      <w:r>
+        <w:t xml:space="preserve">，</w:t>
+      </w:r>
+      <w:r>
+        <w:rPr>
+          <w:bCs/>
+          <w:b/>
+        </w:rPr>
+        <w:t xml:space="preserve">本篇不引用其读数</w:t>
+      </w:r>
+      <w:r>
+        <w:t xml:space="preserve">，一切读数</w:t>
       </w:r>
       <w:r>
         <w:t xml:space="preserve"> </w:t>
       </w:r>
       <w:r>
         <w:rPr>
-          <w:bCs/>
-          <w:b/>
-        </w:rPr>
-        <w:t xml:space="preserve">本篇是从未成过篇的方向 ⇒ 零新实验、零模型调用</w:t>
-      </w:r>
-      <w:r>
-        <w:t xml:space="preserve">：全部读数沿用第三组底稿既有产出；留出集批次</w:t>
-      </w:r>
-      <w:r>
-        <w:rPr>
-          <w:bCs/>
-          <w:b/>
-        </w:rPr>
-        <w:t xml:space="preserve">未完成</w:t>
+          <w:rStyle w:val="VerbatimChar"/>
+        </w:rPr>
+        <w:t xml:space="preserve">in-sample</w:t>
+      </w:r>
+      <w:r>
+        <w:t xml:space="preserve">。</w:t>
       </w:r>
       <w:r>
         <w:t xml:space="preserve"> </w:t>
       </w:r>
       <w:r>
-        <w:t xml:space="preserve">⇒</w:t>
+        <w:rPr>
+          <w:bCs/>
+          <w:b/>
+        </w:rPr>
+        <w:t xml:space="preserve">它从未被外部审稿审过</w:t>
+      </w:r>
+      <w:r>
+        <w:t xml:space="preserve">（外部审稿意见全文</w:t>
       </w:r>
       <w:r>
         <w:t xml:space="preserve"> </w:t>
       </w:r>
       <w:r>
         <w:rPr>
-          <w:bCs/>
-          <w:b/>
-        </w:rPr>
-        <w:t xml:space="preserve">本篇不引用其读数</w:t>
+          <w:rStyle w:val="VerbatimChar"/>
+        </w:rPr>
+        <w:t xml:space="preserve">自迭代</w:t>
+      </w:r>
+      <w:r>
+        <w:t xml:space="preserve">/</w:t>
+      </w:r>
+      <w:r>
+        <w:rPr>
+          <w:rStyle w:val="VerbatimChar"/>
+        </w:rPr>
+        <w:t xml:space="preserve">RL</w:t>
+      </w:r>
+      <w:r>
+        <w:t xml:space="preserve">/</w:t>
+      </w:r>
+      <w:r>
+        <w:rPr>
+          <w:rStyle w:val="VerbatimChar"/>
+        </w:rPr>
+        <w:t xml:space="preserve">层 3</w:t>
       </w:r>
       <w:r>
         <w:t xml:space="preserve"> </w:t>
       </w:r>
       <w:r>
-        <w:t xml:space="preserve">⇒ 一切读数</w:t>
+        <w:rPr>
+          <w:bCs/>
+          <w:b/>
+        </w:rPr>
+        <w:t xml:space="preserve">0 命中</w:t>
+      </w:r>
+      <w:r>
+        <w:t xml:space="preserve">），</w:t>
+      </w:r>
+      <w:r>
+        <w:rPr>
+          <w:bCs/>
+          <w:b/>
+        </w:rPr>
+        <w:t xml:space="preserve">「本篇未经外部审稿」必须对答辩方说清</w:t>
+      </w:r>
+      <w:r>
+        <w:t xml:space="preserve">；它的独立终审是</w:t>
+      </w:r>
+      <w:r>
+        <w:rPr>
+          <w:bCs/>
+          <w:b/>
+        </w:rPr>
+        <w:t xml:space="preserve">这一轮另拉的独立审稿会话</w:t>
+      </w:r>
+      <w:r>
+        <w:t xml:space="preserve">（不采信作者自述）。</w:t>
       </w:r>
       <w:r>
         <w:t xml:space="preserve"> </w:t>
       </w:r>
       <w:r>
         <w:rPr>
+          <w:bCs/>
+          <w:b/>
+        </w:rPr>
+        <w:t xml:space="preserve">一句话判决</w:t>
+      </w:r>
+      <w:r>
+        <w:t xml:space="preserve">：</w:t>
+      </w:r>
+      <w:r>
+        <w:rPr>
+          <w:bCs/>
+          <w:b/>
+        </w:rPr>
+        <w:t xml:space="preserve">机制成立、架构级轴（逐轴：P2 增量 ＝ 不可分辨、承重维度轴 ＝ 不可分辨、宽度轴 ＝ 未检出）、泛化证据不存在</w:t>
+      </w:r>
+      <w:r>
+        <w:t xml:space="preserve">（局部避坑行为轴</w:t>
+      </w:r>
+      <w:r>
+        <w:t xml:space="preserve"> </w:t>
+      </w:r>
+      <w:r>
+        <w:rPr>
           <w:rStyle w:val="VerbatimChar"/>
         </w:rPr>
         <w:t xml:space="preserve">in-sample</w:t>
       </w:r>
       <w:r>
+        <w:t xml:space="preserve"> </w:t>
+      </w:r>
+      <w:r>
+        <w:t xml:space="preserve">成立：</w:t>
+      </w:r>
+      <w:r>
+        <w:rPr>
+          <w:bCs/>
+          <w:b/>
+        </w:rPr>
+        <w:t xml:space="preserve">2/6</w:t>
+      </w:r>
+      <w:r>
+        <w:t xml:space="preserve"> </w:t>
+      </w:r>
+      <w:r>
+        <w:t xml:space="preserve">vs</w:t>
+      </w:r>
+      <w:r>
+        <w:t xml:space="preserve"> </w:t>
+      </w:r>
+      <w:r>
+        <w:rPr>
+          <w:bCs/>
+          <w:b/>
+        </w:rPr>
+        <w:t xml:space="preserve">4/6</w:t>
+      </w:r>
+      <w:r>
+        <w:t xml:space="preserve"> </w:t>
+      </w:r>
+      <w:r>
+        <w:t xml:space="preserve">vs</w:t>
+      </w:r>
+      <w:r>
+        <w:t xml:space="preserve"> </w:t>
+      </w:r>
+      <w:r>
+        <w:rPr>
+          <w:bCs/>
+          <w:b/>
+        </w:rPr>
+        <w:t xml:space="preserve">5/6</w:t>
+      </w:r>
+      <w:r>
+        <w:t xml:space="preserve">，负对照臂全</w:t>
+      </w:r>
+      <w:r>
+        <w:t xml:space="preserve"> </w:t>
+      </w:r>
+      <w:r>
+        <w:rPr>
+          <w:bCs/>
+          <w:b/>
+        </w:rPr>
+        <w:t xml:space="preserve">5/6</w:t>
+      </w:r>
+      <w:r>
+        <w:t xml:space="preserve">，</w:t>
+      </w:r>
+      <w:r>
+        <w:rPr>
+          <w:bCs/>
+          <w:b/>
+        </w:rPr>
+        <w:t xml:space="preserve">效应不含</w:t>
+      </w:r>
+      <w:r>
+        <w:rPr>
+          <w:bCs/>
+          <w:b/>
+        </w:rPr>
+        <w:t xml:space="preserve"> </w:t>
+      </w:r>
+      <w:r>
+        <w:rPr>
+          <w:rStyle w:val="VerbatimChar"/>
+          <w:bCs/>
+          <w:b/>
+        </w:rPr>
+        <w:t xml:space="preserve">arb</w:t>
+      </w:r>
+      <w:r>
+        <w:rPr>
+          <w:bCs/>
+          <w:b/>
+        </w:rPr>
+        <w:t xml:space="preserve"> </w:t>
+      </w:r>
+      <w:r>
+        <w:rPr>
+          <w:bCs/>
+          <w:b/>
+        </w:rPr>
+        <w:t xml:space="preserve">的贡献</w:t>
+      </w:r>
+      <w:r>
+        <w:t xml:space="preserve">），</w:t>
+      </w:r>
+      <w:r>
+        <w:rPr>
+          <w:bCs/>
+          <w:b/>
+        </w:rPr>
+        <w:t xml:space="preserve">既不是「训练有效」，也不是「训练无效」</w:t>
+      </w:r>
+      <w:r>
         <w:t xml:space="preserve">。</w:t>
       </w:r>
       <w:r>
         <w:t xml:space="preserve"> </w:t>
       </w:r>
       <w:r>
-        <w:t xml:space="preserve">★</w:t>
-      </w:r>
-      <w:r>
-        <w:t xml:space="preserve"> </w:t>
-      </w:r>
-      <w:r>
-        <w:rPr>
-          <w:bCs/>
-          <w:b/>
-        </w:rPr>
-        <w:t xml:space="preserve">它从未被外部审稿审过</w:t>
-      </w:r>
-      <w:r>
-        <w:t xml:space="preserve">（外部审稿意见全文</w:t>
-      </w:r>
-      <w:r>
-        <w:t xml:space="preserve"> </w:t>
-      </w:r>
-      <w:r>
-        <w:rPr>
-          <w:rStyle w:val="VerbatimChar"/>
-        </w:rPr>
-        <w:t xml:space="preserve">自迭代</w:t>
-      </w:r>
-      <w:r>
-        <w:t xml:space="preserve">/</w:t>
-      </w:r>
-      <w:r>
-        <w:rPr>
-          <w:rStyle w:val="VerbatimChar"/>
-        </w:rPr>
-        <w:t xml:space="preserve">RL</w:t>
-      </w:r>
-      <w:r>
-        <w:t xml:space="preserve">/</w:t>
-      </w:r>
-      <w:r>
-        <w:rPr>
-          <w:rStyle w:val="VerbatimChar"/>
-        </w:rPr>
-        <w:t xml:space="preserve">层 3</w:t>
-      </w:r>
-      <w:r>
-        <w:t xml:space="preserve"> </w:t>
-      </w:r>
-      <w:r>
-        <w:rPr>
-          <w:bCs/>
-          <w:b/>
-        </w:rPr>
-        <w:t xml:space="preserve">0 命中</w:t>
-      </w:r>
-      <w:r>
-        <w:t xml:space="preserve">）⇒ ⇒ ★</w:t>
-      </w:r>
-      <w:r>
-        <w:t xml:space="preserve"> </w:t>
-      </w:r>
-      <w:r>
-        <w:rPr>
-          <w:bCs/>
-          <w:b/>
-        </w:rPr>
-        <w:t xml:space="preserve">「本篇未经外部审稿」必须对答辩方说清</w:t>
-      </w:r>
-      <w:r>
-        <w:t xml:space="preserve">；★ 它的独立终审是</w:t>
-      </w:r>
-      <w:r>
-        <w:rPr>
-          <w:bCs/>
-          <w:b/>
-        </w:rPr>
-        <w:t xml:space="preserve">本轮另拉的独立审稿会话</w:t>
-      </w:r>
-      <w:r>
-        <w:t xml:space="preserve">（不采信作者自述）。</w:t>
-      </w:r>
-      <w:r>
-        <w:t xml:space="preserve"> </w:t>
-      </w:r>
-      <w:r>
-        <w:t xml:space="preserve">★</w:t>
-      </w:r>
-      <w:r>
-        <w:t xml:space="preserve"> </w:t>
-      </w:r>
-      <w:r>
-        <w:rPr>
-          <w:bCs/>
-          <w:b/>
-        </w:rPr>
-        <w:t xml:space="preserve">一句话判决</w:t>
-      </w:r>
-      <w:r>
-        <w:t xml:space="preserve">：★</w:t>
-      </w:r>
-      <w:r>
-        <w:t xml:space="preserve"> </w:t>
-      </w:r>
-      <w:r>
-        <w:rPr>
-          <w:bCs/>
-          <w:b/>
-        </w:rPr>
-        <w:t xml:space="preserve">机制成立、架构级轴（★ 逐轴：P2 增量 ＝ 不可分辨、承重维度轴 ＝ 不可分辨、宽度轴 ＝ 未检出）、泛化证据不存在</w:t>
-      </w:r>
-      <w:r>
-        <w:t xml:space="preserve">（局部避坑行为轴</w:t>
-      </w:r>
-      <w:r>
-        <w:t xml:space="preserve"> </w:t>
-      </w:r>
-      <w:r>
-        <w:rPr>
-          <w:rStyle w:val="VerbatimChar"/>
-        </w:rPr>
-        <w:t xml:space="preserve">in-sample</w:t>
-      </w:r>
-      <w:r>
-        <w:t xml:space="preserve"> </w:t>
-      </w:r>
-      <w:r>
-        <w:t xml:space="preserve">成立：</w:t>
-      </w:r>
-      <w:r>
-        <w:rPr>
-          <w:bCs/>
-          <w:b/>
-        </w:rPr>
-        <w:t xml:space="preserve">2/6</w:t>
-      </w:r>
-      <w:r>
-        <w:t xml:space="preserve"> </w:t>
-      </w:r>
-      <w:r>
-        <w:t xml:space="preserve">vs</w:t>
-      </w:r>
-      <w:r>
-        <w:t xml:space="preserve"> </w:t>
-      </w:r>
-      <w:r>
-        <w:rPr>
-          <w:bCs/>
-          <w:b/>
-        </w:rPr>
-        <w:t xml:space="preserve">4/6</w:t>
-      </w:r>
-      <w:r>
-        <w:t xml:space="preserve"> </w:t>
-      </w:r>
-      <w:r>
-        <w:t xml:space="preserve">vs</w:t>
-      </w:r>
-      <w:r>
-        <w:t xml:space="preserve"> </w:t>
-      </w:r>
-      <w:r>
-        <w:rPr>
-          <w:bCs/>
-          <w:b/>
-        </w:rPr>
-        <w:t xml:space="preserve">5/6</w:t>
-      </w:r>
-      <w:r>
-        <w:t xml:space="preserve">，负对照臂全</w:t>
-      </w:r>
-      <w:r>
-        <w:t xml:space="preserve"> </w:t>
-      </w:r>
-      <w:r>
-        <w:rPr>
-          <w:bCs/>
-          <w:b/>
-        </w:rPr>
-        <w:t xml:space="preserve">5/6</w:t>
-      </w:r>
-      <w:r>
-        <w:t xml:space="preserve">，★</w:t>
-      </w:r>
-      <w:r>
-        <w:t xml:space="preserve"> </w:t>
-      </w:r>
-      <w:r>
-        <w:rPr>
-          <w:bCs/>
-          <w:b/>
-        </w:rPr>
-        <w:t xml:space="preserve">效应不含</w:t>
-      </w:r>
-      <w:r>
-        <w:rPr>
-          <w:bCs/>
-          <w:b/>
-        </w:rPr>
-        <w:t xml:space="preserve"> </w:t>
-      </w:r>
-      <w:r>
-        <w:rPr>
-          <w:rStyle w:val="VerbatimChar"/>
-          <w:bCs/>
-          <w:b/>
-        </w:rPr>
-        <w:t xml:space="preserve">arb</w:t>
-      </w:r>
-      <w:r>
-        <w:rPr>
-          <w:bCs/>
-          <w:b/>
-        </w:rPr>
-        <w:t xml:space="preserve"> </w:t>
-      </w:r>
-      <w:r>
-        <w:rPr>
-          <w:bCs/>
-          <w:b/>
-        </w:rPr>
-        <w:t xml:space="preserve">的贡献</w:t>
-      </w:r>
-      <w:r>
-        <w:t xml:space="preserve">）⇒</w:t>
-      </w:r>
-      <w:r>
-        <w:t xml:space="preserve"> </w:t>
-      </w:r>
-      <w:r>
-        <w:rPr>
-          <w:bCs/>
-          <w:b/>
-        </w:rPr>
-        <w:t xml:space="preserve">既不是「训练有效」，也不是「训练无效」</w:t>
-      </w:r>
-      <w:r>
-        <w:t xml:space="preserve">。</w:t>
-      </w:r>
-      <w:r>
-        <w:t xml:space="preserve"> </w:t>
-      </w:r>
-      <w:r>
-        <w:t xml:space="preserve">★</w:t>
-      </w:r>
-      <w:r>
-        <w:t xml:space="preserve"> </w:t>
-      </w:r>
-      <w:r>
         <w:rPr>
           <w:bCs/>
           <w:b/>
@@ -578,10 +491,7 @@
         <w:t xml:space="preserve">文件名里的「四篇」一律保留不动</w:t>
       </w:r>
       <w:r>
-        <w:t xml:space="preserve">（为可追溯性：外部审稿意见审的就是那四篇）⇒ ★</w:t>
-      </w:r>
-      <w:r>
-        <w:t xml:space="preserve"> </w:t>
+        <w:t xml:space="preserve">（为可追溯性：外部审稿意见审的就是那四篇），</w:t>
       </w:r>
       <w:r>
         <w:rPr>
@@ -728,12 +638,6 @@
               <w:jc w:val="left"/>
             </w:pPr>
             <w:r>
-              <w:t xml:space="preserve">★</w:t>
-            </w:r>
-            <w:r>
-              <w:t xml:space="preserve"> </w:t>
-            </w:r>
-            <w:r>
               <w:rPr>
                 <w:bCs/>
                 <w:b/>
@@ -795,17 +699,11 @@
               <w:jc w:val="left"/>
             </w:pPr>
             <w:r>
-              <w:t xml:space="preserve">★</w:t>
-            </w:r>
-            <w:r>
-              <w:t xml:space="preserve"> </w:t>
-            </w:r>
-            <w:r>
-              <w:rPr>
-                <w:bCs/>
-                <w:b/>
-              </w:rPr>
-              <w:t xml:space="preserve">owner 对上述 13 处的逐条处置</w:t>
+              <w:rPr>
+                <w:bCs/>
+                <w:b/>
+              </w:rPr>
+              <w:t xml:space="preserve">owner 对上述 13 处的逐条处理</w:t>
             </w:r>
             <w:r>
               <w:t xml:space="preserve">（全部已修）+ 交付链路的 5 项裁决 + 修复后复检输出</w:t>
@@ -849,7 +747,7 @@
               <w:jc w:val="left"/>
             </w:pPr>
             <w:r>
-              <w:t xml:space="preserve">合订本/总纲的同步重建，★ 含</w:t>
+              <w:t xml:space="preserve">合订本/总纲的同步重建，含</w:t>
             </w:r>
             <w:r>
               <w:t xml:space="preserve"> </w:t>
@@ -941,12 +839,6 @@
               <w:jc w:val="left"/>
             </w:pPr>
             <w:r>
-              <w:t xml:space="preserve">★</w:t>
-            </w:r>
-            <w:r>
-              <w:t xml:space="preserve"> </w:t>
-            </w:r>
-            <w:r>
               <w:rPr>
                 <w:bCs/>
                 <w:b/>
@@ -954,7 +846,7 @@
               <w:t xml:space="preserve">25 条改稿规格</w:t>
             </w:r>
             <w:r>
-              <w:t xml:space="preserve">（含全局硬纪律 G1–G6）与每条的验收判据</w:t>
+              <w:t xml:space="preserve">（含全局硬要求 G1–G6）与每条的验收判据</w:t>
             </w:r>
           </w:p>
         </w:tc>
@@ -995,12 +887,6 @@
               <w:jc w:val="left"/>
             </w:pPr>
             <w:r>
-              <w:t xml:space="preserve">★</w:t>
-            </w:r>
-            <w:r>
-              <w:t xml:space="preserve"> </w:t>
-            </w:r>
-            <w:r>
               <w:rPr>
                 <w:bCs/>
                 <w:b/>
@@ -1008,7 +894,7 @@
               <w:t xml:space="preserve">外部审稿意见</w:t>
             </w:r>
             <w:r>
-              <w:t xml:space="preserve">（★ 原始 pasted</w:t>
+              <w:t xml:space="preserve">（原始 pasted</w:t>
             </w:r>
             <w:r>
               <w:t xml:space="preserve"> </w:t>
@@ -1021,10 +907,7 @@
               <w:t xml:space="preserve">394 行 / 18,460 B</w:t>
             </w:r>
             <w:r>
-              <w:t xml:space="preserve">；★</w:t>
-            </w:r>
-            <w:r>
-              <w:t xml:space="preserve"> </w:t>
+              <w:t xml:space="preserve">；</w:t>
             </w:r>
             <w:r>
               <w:rPr>
@@ -1433,7 +1316,7 @@
                 <w:bCs/>
                 <w:b/>
               </w:rPr>
-              <w:t xml:space="preserve">零区分 / 未检出 + 未预注册 MES ⇒ 不能排除中小效应</w:t>
+              <w:t xml:space="preserve">零区分 / 未检出 + 未预注册 MES，不能排除中小效应</w:t>
             </w:r>
             <w:r>
               <w:t xml:space="preserve">」；「结构性两难」降级为</w:t>
@@ -1513,12 +1396,6 @@
               <w:jc w:val="left"/>
             </w:pPr>
             <w:r>
-              <w:t xml:space="preserve">★</w:t>
-            </w:r>
-            <w:r>
-              <w:t xml:space="preserve"> </w:t>
-            </w:r>
-            <w:r>
               <w:rPr>
                 <w:bCs/>
                 <w:b/>
@@ -1536,7 +1413,7 @@
               <w:t xml:space="preserve">零新实验</w:t>
             </w:r>
             <w:r>
-              <w:t xml:space="preserve">）；★ 判决由单句改为</w:t>
+              <w:t xml:space="preserve">）；判决由单句改为</w:t>
             </w:r>
             <w:r>
               <w:rPr>
@@ -1546,7 +1423,7 @@
               <w:t xml:space="preserve">按四轴分写</w:t>
             </w:r>
             <w:r>
-              <w:t xml:space="preserve">；★ 新增《</w:t>
+              <w:t xml:space="preserve">；新增《</w:t>
             </w:r>
             <w:r>
               <w:rPr>
@@ -1566,7 +1443,7 @@
               <w:t xml:space="preserve">数据来源与独立性声明</w:t>
             </w:r>
             <w:r>
-              <w:t xml:space="preserve">（七列，⑥ 逐行自曝层2 内部读数）》；★ 待判命题只留</w:t>
+              <w:t xml:space="preserve">（七列，⑥ 逐行自曝层2 内部读数）》；待判命题只留</w:t>
             </w:r>
             <w:r>
               <w:t xml:space="preserve"> </w:t>
@@ -1591,17 +1468,11 @@
               <w:jc w:val="left"/>
             </w:pPr>
             <w:r>
-              <w:t xml:space="preserve">★</w:t>
-            </w:r>
-            <w:r>
-              <w:t xml:space="preserve"> </w:t>
-            </w:r>
-            <w:r>
-              <w:rPr>
-                <w:bCs/>
-                <w:b/>
-              </w:rPr>
-              <w:t xml:space="preserve">机制成立 / 架构级轴（★ 逐轴：P2 增量 ＝ 不可分辨、承重维度轴 ＝ 不可分辨、宽度轴 ＝ 未检出） / 局部避坑行为轴</w:t>
+              <w:rPr>
+                <w:bCs/>
+                <w:b/>
+              </w:rPr>
+              <w:t xml:space="preserve">机制成立 / 架构级轴（逐轴：P2 增量 ＝ 不可分辨、承重维度轴 ＝ 不可分辨、宽度轴 ＝ 未检出） / 局部避坑行为轴</w:t>
             </w:r>
             <w:r>
               <w:rPr>
@@ -1633,13 +1504,7 @@
               <w:t xml:space="preserve">成立 / 偏好只覆盖部分维度 / 机制存在性轴有缺口</w:t>
             </w:r>
             <w:r>
-              <w:t xml:space="preserve"> </w:t>
-            </w:r>
-            <w:r>
-              <w:t xml:space="preserve">⇒ ★</w:t>
-            </w:r>
-            <w:r>
-              <w:t xml:space="preserve"> </w:t>
+              <w:t xml:space="preserve">，</w:t>
             </w:r>
             <w:r>
               <w:rPr>
@@ -1720,10 +1585,7 @@
               <w:t xml:space="preserve">已被第二组自己推翻</w:t>
             </w:r>
             <w:r>
-              <w:t xml:space="preserve">的脆弱性归因（+2.69σ → +2.67σ、杠杆 0.10× 同位置基线 ⇒</w:t>
-            </w:r>
-            <w:r>
-              <w:t xml:space="preserve"> </w:t>
+              <w:t xml:space="preserve">的脆弱性归因（+2.69σ → +2.67σ、杠杆 0.10× 同位置基线，</w:t>
             </w:r>
             <w:r>
               <w:rPr>
@@ -1733,7 +1595,7 @@
               <w:t xml:space="preserve">不属内容依赖</w:t>
             </w:r>
             <w:r>
-              <w:t xml:space="preserve">）；总纲 §4 新增两条常设纪律</w:t>
+              <w:t xml:space="preserve">）；总纲 §4 新增两条常设要求</w:t>
             </w:r>
           </w:p>
         </w:tc>
@@ -1765,12 +1627,6 @@
       <w:pPr>
         <w:pStyle w:val="BodyText"/>
       </w:pPr>
-      <w:r>
-        <w:t xml:space="preserve">★</w:t>
-      </w:r>
-      <w:r>
-        <w:t xml:space="preserve"> </w:t>
-      </w:r>
       <w:r>
         <w:rPr>
           <w:bCs/>
@@ -1998,69 +1854,63 @@
         <w:pStyle w:val="FirstParagraph"/>
       </w:pPr>
       <w:r>
-        <w:t xml:space="preserve">★</w:t>
+        <w:rPr>
+          <w:bCs/>
+          <w:b/>
+        </w:rPr>
+        <w:t xml:space="preserve">构建命令已固化</w:t>
+      </w:r>
+      <w:r>
+        <w:t xml:space="preserve">（</w:t>
+      </w:r>
+      <w:r>
+        <w:rPr>
+          <w:rStyle w:val="VerbatimChar"/>
+        </w:rPr>
+        <w:t xml:space="preserve">tools/build_docx.sh</w:t>
       </w:r>
       <w:r>
         <w:t xml:space="preserve"> </w:t>
       </w:r>
       <w:r>
-        <w:rPr>
-          <w:bCs/>
-          <w:b/>
-        </w:rPr>
-        <w:t xml:space="preserve">构建命令已固化</w:t>
-      </w:r>
-      <w:r>
-        <w:t xml:space="preserve">（</w:t>
+        <w:t xml:space="preserve">内写死</w:t>
+      </w:r>
+      <w:r>
+        <w:t xml:space="preserve"> </w:t>
       </w:r>
       <w:r>
         <w:rPr>
           <w:rStyle w:val="VerbatimChar"/>
         </w:rPr>
-        <w:t xml:space="preserve">tools/build_docx.sh</w:t>
-      </w:r>
-      <w:r>
+        <w:t xml:space="preserve">--from=markdown-smart+pipe_tables+raw_html</w:t>
+      </w:r>
+      <w:r>
+        <w:t xml:space="preserve">，</w:t>
+      </w:r>
+      <w:r>
+        <w:rPr>
+          <w:bCs/>
+          <w:b/>
+        </w:rPr>
+        <w:t xml:space="preserve">关掉</w:t>
+      </w:r>
+      <w:r>
+        <w:rPr>
+          <w:bCs/>
+          <w:b/>
+        </w:rPr>
         <w:t xml:space="preserve"> </w:t>
       </w:r>
       <w:r>
-        <w:t xml:space="preserve">内写死</w:t>
-      </w:r>
-      <w:r>
-        <w:t xml:space="preserve"> </w:t>
-      </w:r>
-      <w:r>
         <w:rPr>
           <w:rStyle w:val="VerbatimChar"/>
-        </w:rPr>
-        <w:t xml:space="preserve">--from=markdown-smart+pipe_tables+raw_html</w:t>
-      </w:r>
-      <w:r>
-        <w:t xml:space="preserve">，</w:t>
-      </w:r>
-      <w:r>
-        <w:rPr>
-          <w:bCs/>
-          <w:b/>
-        </w:rPr>
-        <w:t xml:space="preserve">关掉</w:t>
-      </w:r>
-      <w:r>
-        <w:rPr>
-          <w:bCs/>
-          <w:b/>
-        </w:rPr>
-        <w:t xml:space="preserve"> </w:t>
-      </w:r>
-      <w:r>
-        <w:rPr>
-          <w:rStyle w:val="VerbatimChar"/>
           <w:bCs/>
           <w:b/>
         </w:rPr>
         <w:t xml:space="preserve">smart</w:t>
       </w:r>
       <w:r>
-        <w:t xml:space="preserve">）⇒ 同一份 md 在任何机器上产出同一份 docx ⇒ 「md 与 docx 逐字一致」成立。</w:t>
+        <w:t xml:space="preserve">），同一份 md 在任何机器上产出同一份 docx，「md 与 docx 逐字一致」成立。</w:t>
       </w:r>
     </w:p>
     <w:p>
@@ -2068,12 +1918,6 @@
         <w:pStyle w:val="BodyText"/>
       </w:pPr>
       <w:r>
-        <w:t xml:space="preserve">★</w:t>
-      </w:r>
-      <w:r>
-        <w:t xml:space="preserve"> </w:t>
-      </w:r>
-      <w:r>
         <w:rPr>
           <w:bCs/>
           <w:b/>
@@ -2098,12 +1942,6 @@
         <w:pStyle w:val="BodyText"/>
       </w:pPr>
       <w:r>
-        <w:t xml:space="preserve">★</w:t>
-      </w:r>
-      <w:r>
-        <w:t xml:space="preserve"> </w:t>
-      </w:r>
-      <w:r>
         <w:rPr>
           <w:bCs/>
           <w:b/>
@@ -2122,86 +1960,72 @@
       </w:r>
     </w:p>
     <w:bookmarkEnd w:id="24"/>
-    <w:bookmarkStart w:id="29" w:name="bis-包级复核2026-10-25-独立审稿人复核交付包本体"/>
+    <w:bookmarkStart w:id="29" w:name="Xf5c3c7a563027aa5bff3dc9ac840e95d0377c69"/>
     <w:p>
       <w:pPr>
         <w:pStyle w:val="Heading2"/>
       </w:pPr>
       <w:r>
-        <w:t xml:space="preserve">2·bis · ★★ 包级复核（2026-10-25 · 独立审稿人复核交付包本体）</w:t>
+        <w:t xml:space="preserve">2·bis · 包级复核（2026-10-25 · 独立审稿人复核交付包本体）独立终审人在</w:t>
+      </w:r>
+      <w:r>
+        <w:rPr>
+          <w:bCs/>
+          <w:b/>
+        </w:rPr>
+        <w:t xml:space="preserve">解包副本</w:t>
+      </w:r>
+      <w:r>
+        <w:t xml:space="preserve">里对</w:t>
+      </w:r>
+      <w:r>
+        <w:rPr>
+          <w:bCs/>
+          <w:b/>
+        </w:rPr>
+        <w:t xml:space="preserve">交付包本体</w:t>
+      </w:r>
+      <w:r>
+        <w:t xml:space="preserve">做了包级复核（不采信仓内读数），结论：</w:t>
+      </w:r>
+      <w:r>
+        <w:rPr>
+          <w:bCs/>
+          <w:b/>
+        </w:rPr>
+        <w:t xml:space="preserve">4 项通过 / 2 项应修（均低成本）/ 1 项建议</w:t>
+      </w:r>
+      <w:r>
+        <w:t xml:space="preserve">，</w:t>
+      </w:r>
+      <w:r>
+        <w:rPr>
+          <w:bCs/>
+          <w:b/>
+        </w:rPr>
+        <w:t xml:space="preserve">论文与判决不受影响</w:t>
+      </w:r>
+      <w:r>
+        <w:t xml:space="preserve">，三条全部落在</w:t>
+      </w:r>
+      <w:r>
+        <w:rPr>
+          <w:bCs/>
+          <w:b/>
+        </w:rPr>
+        <w:t xml:space="preserve">包内工具</w:t>
+      </w:r>
+      <w:r>
+        <w:t xml:space="preserve">，本节记录处理。</w:t>
       </w:r>
     </w:p>
-    <w:p>
-      <w:pPr>
-        <w:pStyle w:val="FirstParagraph"/>
-      </w:pPr>
-      <w:r>
-        <w:t xml:space="preserve">★ 独立终审人在</w:t>
-      </w:r>
-      <w:r>
-        <w:rPr>
-          <w:bCs/>
-          <w:b/>
-        </w:rPr>
-        <w:t xml:space="preserve">解包副本</w:t>
-      </w:r>
-      <w:r>
-        <w:t xml:space="preserve">里对</w:t>
-      </w:r>
-      <w:r>
-        <w:rPr>
-          <w:bCs/>
-          <w:b/>
-        </w:rPr>
-        <w:t xml:space="preserve">交付包本体</w:t>
-      </w:r>
-      <w:r>
-        <w:t xml:space="preserve">做了包级复核（不采信仓内读数），结论：</w:t>
-      </w:r>
-      <w:r>
-        <w:rPr>
-          <w:bCs/>
-          <w:b/>
-        </w:rPr>
-        <w:t xml:space="preserve">4 项通过 / 2 项应修（均低成本）/ 1 项建议</w:t>
-      </w:r>
-      <w:r>
-        <w:t xml:space="preserve"> </w:t>
-      </w:r>
-      <w:r>
-        <w:t xml:space="preserve">⇒ ★</w:t>
-      </w:r>
-      <w:r>
-        <w:t xml:space="preserve"> </w:t>
-      </w:r>
-      <w:r>
-        <w:rPr>
-          <w:bCs/>
-          <w:b/>
-        </w:rPr>
-        <w:t xml:space="preserve">论文与判决不受影响</w:t>
-      </w:r>
-      <w:r>
-        <w:t xml:space="preserve">，三条全部落在</w:t>
-      </w:r>
-      <w:r>
-        <w:rPr>
-          <w:bCs/>
-          <w:b/>
-        </w:rPr>
-        <w:t xml:space="preserve">包内工具</w:t>
-      </w:r>
-      <w:r>
-        <w:t xml:space="preserve">，本节记录处置。</w:t>
-      </w:r>
-    </w:p>
-    <w:bookmarkStart w:id="25" w:name="处置表"/>
+    <w:bookmarkStart w:id="25" w:name="处理表"/>
     <w:p>
       <w:pPr>
         <w:pStyle w:val="Heading3"/>
       </w:pPr>
       <w:r>
-        <w:t xml:space="preserve">★ 处置表</w:t>
+        <w:t xml:space="preserve">处理表</w:t>
       </w:r>
     </w:p>
     <w:tbl>
@@ -2265,7 +2089,7 @@
               <w:jc w:val="left"/>
             </w:pPr>
             <w:r>
-              <w:t xml:space="preserve">处置</w:t>
+              <w:t xml:space="preserve">处理</w:t>
             </w:r>
           </w:p>
         </w:tc>
@@ -2307,7 +2131,7 @@
               <w:jc w:val="left"/>
             </w:pPr>
             <w:r>
-              <w:t xml:space="preserve">★ 解包后</w:t>
+              <w:t xml:space="preserve">解包后</w:t>
             </w:r>
             <w:r>
               <w:t xml:space="preserve"> </w:t>
@@ -2341,10 +2165,7 @@
               <w:jc w:val="left"/>
             </w:pPr>
             <w:r>
-              <w:t xml:space="preserve">★ 可复现打包 ⇒ 成员时间戳固定 ⇒</w:t>
-            </w:r>
-            <w:r>
-              <w:t xml:space="preserve"> </w:t>
+              <w:t xml:space="preserve">可复现打包，成员时间戳固定，</w:t>
             </w:r>
             <w:r>
               <w:rPr>
@@ -2354,13 +2175,7 @@
               <w:t xml:space="preserve">zip 不携带真实 mtime</w:t>
             </w:r>
             <w:r>
-              <w:t xml:space="preserve"> </w:t>
-            </w:r>
-            <w:r>
-              <w:t xml:space="preserve">⇒</w:t>
-            </w:r>
-            <w:r>
-              <w:t xml:space="preserve"> </w:t>
+              <w:t xml:space="preserve">，</w:t>
             </w:r>
             <w:r>
               <w:rPr>
@@ -2379,10 +2194,7 @@
               <w:t xml:space="preserve">不还原 mtime</w:t>
             </w:r>
             <w:r>
-              <w:t xml:space="preserve"> </w:t>
-            </w:r>
-            <w:r>
-              <w:t xml:space="preserve">⇒ 落盘 mtime = 解包时刻 ⇒ 由</w:t>
+              <w:t xml:space="preserve">，落盘 mtime = 解包时刻，由</w:t>
             </w:r>
             <w:r>
               <w:rPr>
@@ -2392,10 +2204,7 @@
               <w:t xml:space="preserve">解包顺序</w:t>
             </w:r>
             <w:r>
-              <w:t xml:space="preserve">决定 ⇒ 成员按名排序 ⇒</w:t>
-            </w:r>
-            <w:r>
-              <w:t xml:space="preserve"> </w:t>
+              <w:t xml:space="preserve">决定，成员按名排序，</w:t>
             </w:r>
             <w:r>
               <w:rPr>
@@ -2422,10 +2231,7 @@
               <w:t xml:space="preserve"> </w:t>
             </w:r>
             <w:r>
-              <w:t xml:space="preserve">前 ⇒ docx 早 ~1ms ⇒ ★</w:t>
-            </w:r>
-            <w:r>
-              <w:t xml:space="preserve"> </w:t>
+              <w:t xml:space="preserve">前，docx 早 ~1ms，</w:t>
             </w:r>
             <w:r>
               <w:rPr>
@@ -2444,12 +2250,6 @@
               <w:jc w:val="left"/>
             </w:pPr>
             <w:r>
-              <w:t xml:space="preserve">★</w:t>
-            </w:r>
-            <w:r>
-              <w:t xml:space="preserve"> </w:t>
-            </w:r>
-            <w:r>
               <w:rPr>
                 <w:bCs/>
                 <w:b/>
@@ -2491,10 +2291,7 @@
               <w:t xml:space="preserve">&lt;cp:keywords&gt;</w:t>
             </w:r>
             <w:r>
-              <w:t xml:space="preserve"> </w:t>
-            </w:r>
-            <w:r>
-              <w:t xml:space="preserve">⇒ OPC 已有部件 ⇒ Word 正常）⇒ 判据与时间戳</w:t>
+              <w:t xml:space="preserve">，OPC 已有部件，Word 正常），判据与时间戳</w:t>
             </w:r>
             <w:r>
               <w:rPr>
@@ -2504,10 +2301,7 @@
               <w:t xml:space="preserve">彻底解耦</w:t>
             </w:r>
             <w:r>
-              <w:t xml:space="preserve"> </w:t>
-            </w:r>
-            <w:r>
-              <w:t xml:space="preserve">⇒ 任何解压方式结果一致</w:t>
+              <w:t xml:space="preserve">，任何解压方式结果一致</w:t>
             </w:r>
           </w:p>
         </w:tc>
@@ -2579,12 +2373,6 @@
               <w:jc w:val="left"/>
             </w:pPr>
             <w:r>
-              <w:t xml:space="preserve">★</w:t>
-            </w:r>
-            <w:r>
-              <w:t xml:space="preserve"> </w:t>
-            </w:r>
-            <w:r>
               <w:rPr>
                 <w:rStyle w:val="VerbatimChar"/>
               </w:rPr>
@@ -2632,7 +2420,7 @@
               <w:jc w:val="left"/>
             </w:pPr>
             <w:r>
-              <w:t xml:space="preserve">★ 上一版把「打包」与「--repro 连打两次」写成</w:t>
+              <w:t xml:space="preserve">上一版把「打包」与「--repro 连打两次」写成</w:t>
             </w:r>
             <w:r>
               <w:rPr>
@@ -2642,10 +2430,7 @@
               <w:t xml:space="preserve">两段内嵌 python</w:t>
             </w:r>
             <w:r>
-              <w:t xml:space="preserve"> </w:t>
-            </w:r>
-            <w:r>
-              <w:t xml:space="preserve">⇒ 第二段漏定义</w:t>
+              <w:t xml:space="preserve">，第二段漏定义</w:t>
             </w:r>
             <w:r>
               <w:t xml:space="preserve"> </w:t>
@@ -2657,33 +2442,24 @@
               <w:t xml:space="preserve">src</w:t>
             </w:r>
             <w:r>
-              <w:t xml:space="preserve">、漏 git 回退 ⇒ ★</w:t>
-            </w:r>
-            <w:r>
-              <w:t xml:space="preserve"> </w:t>
-            </w:r>
-            <w:r>
-              <w:rPr>
-                <w:bCs/>
-                <w:b/>
-              </w:rPr>
-              <w:t xml:space="preserve">同一条纪律在第一个执行点落实了、第二个没落实</w:t>
-            </w:r>
-          </w:p>
-        </w:tc>
-        <w:tc>
-          <w:tcPr/>
-          <w:p>
-            <w:pPr>
-              <w:pStyle w:val="Compact"/>
-              <w:jc w:val="left"/>
-            </w:pPr>
-            <w:r>
-              <w:t xml:space="preserve">★</w:t>
-            </w:r>
-            <w:r>
-              <w:t xml:space="preserve"> </w:t>
-            </w:r>
+              <w:t xml:space="preserve">、漏 git 回退，</w:t>
+            </w:r>
+            <w:r>
+              <w:rPr>
+                <w:bCs/>
+                <w:b/>
+              </w:rPr>
+              <w:t xml:space="preserve">同一条要求在第一个执行点落实了、第二个没落实</w:t>
+            </w:r>
+          </w:p>
+        </w:tc>
+        <w:tc>
+          <w:tcPr/>
+          <w:p>
+            <w:pPr>
+              <w:pStyle w:val="Compact"/>
+              <w:jc w:val="left"/>
+            </w:pPr>
             <w:r>
               <w:rPr>
                 <w:bCs/>
@@ -2732,13 +2508,7 @@
               <w:t xml:space="preserve">build()</w:t>
             </w:r>
             <w:r>
-              <w:t xml:space="preserve"> </w:t>
-            </w:r>
-            <w:r>
-              <w:t xml:space="preserve">⇒</w:t>
-            </w:r>
-            <w:r>
-              <w:t xml:space="preserve"> </w:t>
+              <w:t xml:space="preserve">，</w:t>
             </w:r>
             <w:r>
               <w:rPr>
@@ -2750,7 +2520,7 @@
               <w:t xml:space="preserve"> </w:t>
             </w:r>
             <w:r>
-              <w:t xml:space="preserve">只做转调 ⇒ ★ 打包与自检</w:t>
+              <w:t xml:space="preserve">只做转调，打包与自检</w:t>
             </w:r>
             <w:r>
               <w:rPr>
@@ -2817,7 +2587,7 @@
               <w:jc w:val="left"/>
             </w:pPr>
             <w:r>
-              <w:t xml:space="preserve">★ 包级自检</w:t>
+              <w:t xml:space="preserve">包级自检</w:t>
             </w:r>
             <w:r>
               <w:rPr>
@@ -2827,13 +2597,7 @@
               <w:t xml:space="preserve">缺「解包态的 docx↔md 双向自检」</w:t>
             </w:r>
             <w:r>
-              <w:t xml:space="preserve"> </w:t>
-            </w:r>
-            <w:r>
-              <w:t xml:space="preserve">⇒ ★</w:t>
-            </w:r>
-            <w:r>
-              <w:t xml:space="preserve"> </w:t>
+              <w:t xml:space="preserve">，</w:t>
             </w:r>
             <w:r>
               <w:rPr>
@@ -2864,12 +2628,6 @@
               <w:jc w:val="left"/>
             </w:pPr>
             <w:r>
-              <w:t xml:space="preserve">★</w:t>
-            </w:r>
-            <w:r>
-              <w:t xml:space="preserve"> </w:t>
-            </w:r>
-            <w:r>
               <w:rPr>
                 <w:bCs/>
                 <w:b/>
@@ -2877,7 +2635,7 @@
               <w:t xml:space="preserve">打包器自带交付态验收</w:t>
             </w:r>
             <w:r>
-              <w:t xml:space="preserve">：解包到临时目录 ⇒ 在</w:t>
+              <w:t xml:space="preserve">：解包到临时目录，在</w:t>
             </w:r>
             <w:r>
               <w:rPr>
@@ -2929,10 +2687,7 @@
               <w:t xml:space="preserve">check_l3.py</w:t>
             </w:r>
             <w:r>
-              <w:t xml:space="preserve"> </w:t>
-            </w:r>
-            <w:r>
-              <w:t xml:space="preserve">⇒ ★ 与「断言必须在交付态读」同源</w:t>
+              <w:t xml:space="preserve">，与「断言必须在交付态读」同源</w:t>
             </w:r>
           </w:p>
         </w:tc>
@@ -2975,7 +2730,7 @@
         <w:pStyle w:val="Heading3"/>
       </w:pPr>
       <w:r>
-        <w:t xml:space="preserve">★ 复核后仍然成立的性质（</w:t>
+        <w:t xml:space="preserve">复核后仍然成立的性质（</w:t>
       </w:r>
       <w:r>
         <w:rPr>
@@ -3067,7 +2822,7 @@
               <w:t xml:space="preserve"> </w:t>
             </w:r>
             <w:r>
-              <w:t xml:space="preserve">连打两次 ⇒ sha256</w:t>
+              <w:t xml:space="preserve">连打两次，sha256</w:t>
             </w:r>
             <w:r>
               <w:t xml:space="preserve"> </w:t>
@@ -3080,26 +2835,17 @@
               <w:t xml:space="preserve">一致</w:t>
             </w:r>
             <w:r>
-              <w:t xml:space="preserve"> </w:t>
-            </w:r>
-            <w:r>
-              <w:t xml:space="preserve">⇒ ★</w:t>
-            </w:r>
-            <w:r>
-              <w:t xml:space="preserve"> </w:t>
-            </w:r>
-            <w:r>
-              <w:rPr>
-                <w:bCs/>
-                <w:b/>
-              </w:rPr>
-              <w:t xml:space="preserve">同一批文件字节 ⇒ 同一份包 sha</w:t>
-            </w:r>
-            <w:r>
-              <w:t xml:space="preserve">（★</w:t>
-            </w:r>
-            <w:r>
-              <w:t xml:space="preserve"> </w:t>
+              <w:t xml:space="preserve">，</w:t>
+            </w:r>
+            <w:r>
+              <w:rPr>
+                <w:bCs/>
+                <w:b/>
+              </w:rPr>
+              <w:t xml:space="preserve">同一批文件字节，同一份包 sha</w:t>
+            </w:r>
+            <w:r>
+              <w:t xml:space="preserve">（</w:t>
             </w:r>
             <w:r>
               <w:rPr>
@@ -3109,10 +2855,7 @@
               <w:t xml:space="preserve">边界</w:t>
             </w:r>
             <w:r>
-              <w:t xml:space="preserve">：★</w:t>
-            </w:r>
-            <w:r>
-              <w:t xml:space="preserve"> </w:t>
+              <w:t xml:space="preserve">：</w:t>
             </w:r>
             <w:r>
               <w:rPr>
@@ -3141,17 +2884,10 @@
                 <w:bCs/>
                 <w:b/>
               </w:rPr>
-              <w:t xml:space="preserve"> </w:t>
-            </w:r>
-            <w:r>
-              <w:rPr>
-                <w:bCs/>
-                <w:b/>
-              </w:rPr>
-              <w:t xml:space="preserve">⇒ 包 sha 必变</w:t>
-            </w:r>
-            <w:r>
-              <w:t xml:space="preserve">（⇒ 可复现的是「重建包」，不是「重建 docx」）｜★</w:t>
+              <w:t xml:space="preserve">，包 sha 必变</w:t>
+            </w:r>
+            <w:r>
+              <w:t xml:space="preserve">（，可复现的是「重建包」，不是「重建 docx」）｜</w:t>
             </w:r>
             <w:r>
               <w:t xml:space="preserve"> </w:t>
@@ -3164,7 +2900,7 @@
               <w:t xml:space="preserve">跨 zlib 实现不保证压缩字节相同</w:t>
             </w:r>
             <w:r>
-              <w:t xml:space="preserve">（⇒ 跨实现请用</w:t>
+              <w:t xml:space="preserve">（，跨实现请用</w:t>
             </w:r>
             <w:r>
               <w:t xml:space="preserve"> </w:t>
@@ -3189,7 +2925,7 @@
               <w:t xml:space="preserve">内容级</w:t>
             </w:r>
             <w:r>
-              <w:t xml:space="preserve">等价核验）｜★ 它标识的是「这一份包字节」，不是「这批内容的语义」）</w:t>
+              <w:t xml:space="preserve">等价核验）｜ 它标识的是「这一份包字节」，不是「这批内容的语义」）</w:t>
             </w:r>
           </w:p>
         </w:tc>
@@ -3231,10 +2967,7 @@
               <w:t xml:space="preserve">.git</w:t>
             </w:r>
             <w:r>
-              <w:t xml:space="preserve">、权限环境不同）⇒</w:t>
-            </w:r>
-            <w:r>
-              <w:t xml:space="preserve"> </w:t>
+              <w:t xml:space="preserve">、权限环境不同），</w:t>
             </w:r>
             <w:r>
               <w:rPr>
@@ -3243,10 +2976,7 @@
               <w:t xml:space="preserve">bash tools/pack_papers.sh rebuild.zip</w:t>
             </w:r>
             <w:r>
-              <w:t xml:space="preserve"> </w:t>
-            </w:r>
-            <w:r>
-              <w:t xml:space="preserve">⇒ 与原包</w:t>
+              <w:t xml:space="preserve">，与原包</w:t>
             </w:r>
             <w:r>
               <w:t xml:space="preserve"> </w:t>
@@ -3331,7 +3061,7 @@
               <w:jc w:val="left"/>
             </w:pPr>
             <w:r>
-              <w:t xml:space="preserve">★ 本包实测</w:t>
+              <w:t xml:space="preserve">本包实测</w:t>
             </w:r>
             <w:r>
               <w:t xml:space="preserve"> </w:t>
@@ -3344,10 +3074,7 @@
               <w:t xml:space="preserve">190 个非 ASCII 成员</w:t>
             </w:r>
             <w:r>
-              <w:t xml:space="preserve">（★ 以清单为准）⇒</w:t>
-            </w:r>
-            <w:r>
-              <w:t xml:space="preserve"> </w:t>
+              <w:t xml:space="preserve">（以清单为准），</w:t>
             </w:r>
             <w:r>
               <w:rPr>
@@ -3370,7 +3097,7 @@
               <w:t xml:space="preserve">都</w:t>
             </w:r>
             <w:r>
-              <w:t xml:space="preserve">带 0x800 ⇒ ★ 复核人另写了独立字节解析器复验（不依赖本包检查器）</w:t>
+              <w:t xml:space="preserve">带 0x800，复核人另写了独立字节解析器复验（不依赖本包检查器）</w:t>
             </w:r>
           </w:p>
         </w:tc>
@@ -3409,7 +3136,7 @@
               <w:t xml:space="preserve"> </w:t>
             </w:r>
             <w:r>
-              <w:t xml:space="preserve">在包里 ⇒ ★ 第三方</w:t>
+              <w:t xml:space="preserve">在包里，第三方</w:t>
             </w:r>
             <w:r>
               <w:rPr>
@@ -3435,7 +3162,7 @@
         <w:pStyle w:val="Heading3"/>
       </w:pPr>
       <w:r>
-        <w:t xml:space="preserve">★ 第三方怎么核「docx 与源 md 同步」（一行）</w:t>
+        <w:t xml:space="preserve">第三方怎么核「docx 与源 md 同步」（一行）</w:t>
       </w:r>
     </w:p>
     <w:p>
@@ -3595,7 +3322,7 @@
         <w:pStyle w:val="FirstParagraph"/>
       </w:pPr>
       <w:r>
-        <w:t xml:space="preserve">★ 两者</w:t>
+        <w:t xml:space="preserve">两者</w:t>
       </w:r>
       <w:r>
         <w:rPr>
@@ -3605,17 +3332,56 @@
         <w:t xml:space="preserve">必须相等</w:t>
       </w:r>
       <w:r>
-        <w:t xml:space="preserve">；不相等 ⇒ docx 陈旧 ⇒ 重建。</w:t>
+        <w:t xml:space="preserve">；不相等，docx 陈旧，重建。</w:t>
       </w:r>
     </w:p>
     <w:bookmarkEnd w:id="27"/>
-    <w:bookmarkStart w:id="28" w:name="工作流的一条尾巴-请第三方注意"/>
+    <w:bookmarkStart w:id="28" w:name="Xfc1c93ba3fee03f18dad78579d50c896fe6540c"/>
     <w:p>
       <w:pPr>
         <w:pStyle w:val="Heading3"/>
       </w:pPr>
       <w:r>
-        <w:t xml:space="preserve">★ 工作流的一条尾巴（★ 请第三方注意）</w:t>
+        <w:t xml:space="preserve">工作流的一条尾巴（请第三方注意）打包器会把清单</w:t>
+      </w:r>
+      <w:r>
+        <w:rPr>
+          <w:bCs/>
+          <w:b/>
+        </w:rPr>
+        <w:t xml:space="preserve">回写仓内</w:t>
+      </w:r>
+      <w:r>
+        <w:t xml:space="preserve"> </w:t>
+      </w:r>
+      <w:r>
+        <w:rPr>
+          <w:rStyle w:val="VerbatimChar"/>
+        </w:rPr>
+        <w:t xml:space="preserve">SHA256SUMS.txt</w:t>
+      </w:r>
+      <w:r>
+        <w:t xml:space="preserve">（仓内与包内同一份），</w:t>
+      </w:r>
+      <w:r>
+        <w:rPr>
+          <w:bCs/>
+          <w:b/>
+        </w:rPr>
+        <w:t xml:space="preserve">仓内清单是「最后一次打包」的产物</w:t>
+      </w:r>
+      <w:r>
+        <w:t xml:space="preserve">，正确顺序：</w:t>
+      </w:r>
+      <w:r>
+        <w:rPr>
+          <w:bCs/>
+          <w:b/>
+        </w:rPr>
+        <w:t xml:space="preserve">构建 → 打包（清单回写）→ 提交清单 → 再打包（此时内容集不变，包 sha 不变，收敛）</w:t>
+      </w:r>
+      <w:r>
+        <w:t xml:space="preserve">。</w:t>
       </w:r>
     </w:p>
     <w:p>
@@ -3623,63 +3389,6 @@
         <w:pStyle w:val="FirstParagraph"/>
       </w:pPr>
       <w:r>
-        <w:t xml:space="preserve">★ 打包器会把清单</w:t>
-      </w:r>
-      <w:r>
-        <w:rPr>
-          <w:bCs/>
-          <w:b/>
-        </w:rPr>
-        <w:t xml:space="preserve">回写仓内</w:t>
-      </w:r>
-      <w:r>
-        <w:t xml:space="preserve"> </w:t>
-      </w:r>
-      <w:r>
-        <w:rPr>
-          <w:rStyle w:val="VerbatimChar"/>
-        </w:rPr>
-        <w:t xml:space="preserve">SHA256SUMS.txt</w:t>
-      </w:r>
-      <w:r>
-        <w:t xml:space="preserve">（仓内与包内同一份）⇒ ⇒</w:t>
-      </w:r>
-      <w:r>
-        <w:t xml:space="preserve"> </w:t>
-      </w:r>
-      <w:r>
-        <w:rPr>
-          <w:bCs/>
-          <w:b/>
-        </w:rPr>
-        <w:t xml:space="preserve">仓内清单是「最后一次打包」的产物</w:t>
-      </w:r>
-      <w:r>
-        <w:t xml:space="preserve"> </w:t>
-      </w:r>
-      <w:r>
-        <w:t xml:space="preserve">⇒ ⇒ 正确顺序：</w:t>
-      </w:r>
-      <w:r>
-        <w:rPr>
-          <w:bCs/>
-          <w:b/>
-        </w:rPr>
-        <w:t xml:space="preserve">构建 → 打包（清单回写）→ 提交清单 → 再打包（此时内容集不变 ⇒ 包 sha 不变 ⇒ 收敛）</w:t>
-      </w:r>
-      <w:r>
-        <w:t xml:space="preserve">。</w:t>
-      </w:r>
-      <w:r>
-        <w:t xml:space="preserve"> </w:t>
-      </w:r>
-      <w:r>
-        <w:t xml:space="preserve">★ ⇒</w:t>
-      </w:r>
-      <w:r>
-        <w:t xml:space="preserve"> </w:t>
-      </w:r>
-      <w:r>
         <w:rPr>
           <w:bCs/>
           <w:b/>
@@ -3687,7 +3396,7 @@
         <w:t xml:space="preserve">在解包副本里跑打包器不会碰仓库</w:t>
       </w:r>
       <w:r>
-        <w:t xml:space="preserve">（★ 复核人已实测：仓库</w:t>
+        <w:t xml:space="preserve">（复核人已实测：仓库</w:t>
       </w:r>
       <w:r>
         <w:t xml:space="preserve"> </w:t>
@@ -3707,13 +3416,13 @@
     </w:p>
     <w:bookmarkEnd w:id="28"/>
     <w:bookmarkEnd w:id="29"/>
-    <w:bookmarkStart w:id="31" w:name="ter-包级复核第二轮v2-2026-10-25-有条件通过-11-条已处置"/>
+    <w:bookmarkStart w:id="31" w:name="ter-包级复核第二轮v2-2026-10-25-有条件通过11-条已处理"/>
     <w:p>
       <w:pPr>
         <w:pStyle w:val="Heading2"/>
       </w:pPr>
       <w:r>
-        <w:t xml:space="preserve">2·ter · ★★ 包级复核第二轮（v2 · 2026-10-25）·</w:t>
+        <w:t xml:space="preserve">2·ter · 包级复核第二轮（v2 · 2026-10-25）·</w:t>
       </w:r>
       <w:r>
         <w:t xml:space="preserve"> </w:t>
@@ -3723,7 +3432,7 @@
           <w:bCs/>
           <w:b/>
         </w:rPr>
-        <w:t xml:space="preserve">有条件通过 ⇒ 11 条已处置</w:t>
+        <w:t xml:space="preserve">有条件通过，11 条已处理</w:t>
       </w:r>
     </w:p>
     <w:p>
@@ -3731,7 +3440,7 @@
         <w:pStyle w:val="FirstParagraph"/>
       </w:pPr>
       <w:r>
-        <w:t xml:space="preserve">★ v2 复核绑定包</w:t>
+        <w:t xml:space="preserve">v2 复核绑定包</w:t>
       </w:r>
       <w:r>
         <w:t xml:space="preserve"> </w:t>
@@ -3756,13 +3465,7 @@
         <w:t xml:space="preserve">有条件通过（阻断 0 · 应修 7 · 建议 4）</w:t>
       </w:r>
       <w:r>
-        <w:t xml:space="preserve"> </w:t>
-      </w:r>
-      <w:r>
-        <w:t xml:space="preserve">⇒ ★</w:t>
-      </w:r>
-      <w:r>
-        <w:t xml:space="preserve"> </w:t>
+        <w:t xml:space="preserve">，</w:t>
       </w:r>
       <w:r>
         <w:rPr>
@@ -3772,10 +3475,7 @@
         <w:t xml:space="preserve">不是「0 新发现」</w:t>
       </w:r>
       <w:r>
-        <w:t xml:space="preserve"> </w:t>
-      </w:r>
-      <w:r>
-        <w:t xml:space="preserve">⇒ 处置摘要如下（★ 完整版含证据、回源与版本台账见</w:t>
+        <w:t xml:space="preserve">，处理摘要如下（完整版含证据、回源与版本台账见</w:t>
       </w:r>
       <w:r>
         <w:t xml:space="preserve"> </w:t>
@@ -3838,7 +3538,7 @@
               <w:jc w:val="left"/>
             </w:pPr>
             <w:r>
-              <w:t xml:space="preserve">处置</w:t>
+              <w:t xml:space="preserve">处理</w:t>
             </w:r>
           </w:p>
         </w:tc>
@@ -3880,12 +3580,6 @@
               <w:jc w:val="left"/>
             </w:pPr>
             <w:r>
-              <w:t xml:space="preserve">★</w:t>
-            </w:r>
-            <w:r>
-              <w:t xml:space="preserve"> </w:t>
-            </w:r>
-            <w:r>
               <w:rPr>
                 <w:bCs/>
                 <w:b/>
@@ -3919,19 +3613,19 @@
                 <w:bCs/>
                 <w:b/>
               </w:rPr>
-              <w:t xml:space="preserve">与 HEAD 自己的文件对不上 ⇒ 新 clone 必红</w:t>
-            </w:r>
-          </w:p>
-        </w:tc>
-        <w:tc>
-          <w:tcPr/>
-          <w:p>
-            <w:pPr>
-              <w:pStyle w:val="Compact"/>
-              <w:jc w:val="left"/>
-            </w:pPr>
-            <w:r>
-              <w:t xml:space="preserve">★ 重建后</w:t>
+              <w:t xml:space="preserve">与 HEAD 自己的文件对不上，新 clone 必红</w:t>
+            </w:r>
+          </w:p>
+        </w:tc>
+        <w:tc>
+          <w:tcPr/>
+          <w:p>
+            <w:pPr>
+              <w:pStyle w:val="Compact"/>
+              <w:jc w:val="left"/>
+            </w:pPr>
+            <w:r>
+              <w:t xml:space="preserve">重建后</w:t>
             </w:r>
             <w:r>
               <w:rPr>
@@ -3941,10 +3635,7 @@
               <w:t xml:space="preserve">重算并提交清单</w:t>
             </w:r>
             <w:r>
-              <w:t xml:space="preserve"> </w:t>
-            </w:r>
-            <w:r>
-              <w:t xml:space="preserve">⇒ ★ 验收加一条：</w:t>
+              <w:t xml:space="preserve">，验收加一条：</w:t>
             </w:r>
             <w:r>
               <w:rPr>
@@ -3968,13 +3659,7 @@
               <w:t xml:space="preserve">sha256sum -c SHA256SUMS.txt</w:t>
             </w:r>
             <w:r>
-              <w:t xml:space="preserve"> </w:t>
-            </w:r>
-            <w:r>
-              <w:t xml:space="preserve">⇒</w:t>
-            </w:r>
-            <w:r>
-              <w:t xml:space="preserve"> </w:t>
+              <w:t xml:space="preserve">，</w:t>
             </w:r>
             <w:r>
               <w:rPr>
@@ -3993,7 +3678,7 @@
               <w:jc w:val="left"/>
             </w:pPr>
             <w:r>
-              <w:t xml:space="preserve">★ 仓 ＋</w:t>
+              <w:t xml:space="preserve">仓 ＋</w:t>
             </w:r>
             <w:r>
               <w:t xml:space="preserve"> </w:t>
@@ -4038,31 +3723,31 @@
               <w:jc w:val="left"/>
             </w:pPr>
             <w:r>
-              <w:t xml:space="preserve">★ 过期数字：「183 个非 ASCII 成员」</w:t>
-            </w:r>
-          </w:p>
-        </w:tc>
-        <w:tc>
-          <w:tcPr/>
-          <w:p>
-            <w:pPr>
-              <w:pStyle w:val="Compact"/>
-              <w:jc w:val="left"/>
-            </w:pPr>
-            <w:r>
-              <w:t xml:space="preserve">★ 改成本包实测值，并注明「以清单为准」</w:t>
-            </w:r>
-          </w:p>
-        </w:tc>
-        <w:tc>
-          <w:tcPr/>
-          <w:p>
-            <w:pPr>
-              <w:pStyle w:val="Compact"/>
-              <w:jc w:val="left"/>
-            </w:pPr>
-            <w:r>
-              <w:t xml:space="preserve">★ 本文件 L92</w:t>
+              <w:t xml:space="preserve">过期数字：「183 个非 ASCII 成员」</w:t>
+            </w:r>
+          </w:p>
+        </w:tc>
+        <w:tc>
+          <w:tcPr/>
+          <w:p>
+            <w:pPr>
+              <w:pStyle w:val="Compact"/>
+              <w:jc w:val="left"/>
+            </w:pPr>
+            <w:r>
+              <w:t xml:space="preserve">改成本包实测值，并注明「以清单为准」</w:t>
+            </w:r>
+          </w:p>
+        </w:tc>
+        <w:tc>
+          <w:tcPr/>
+          <w:p>
+            <w:pPr>
+              <w:pStyle w:val="Compact"/>
+              <w:jc w:val="left"/>
+            </w:pPr>
+            <w:r>
+              <w:t xml:space="preserve">本文件 L92</w:t>
             </w:r>
           </w:p>
         </w:tc>
@@ -4092,19 +3777,19 @@
               <w:jc w:val="left"/>
             </w:pPr>
             <w:r>
-              <w:t xml:space="preserve">★ 过期数字：「24 个 docx」</w:t>
-            </w:r>
-          </w:p>
-        </w:tc>
-        <w:tc>
-          <w:tcPr/>
-          <w:p>
-            <w:pPr>
-              <w:pStyle w:val="Compact"/>
-              <w:jc w:val="left"/>
-            </w:pPr>
-            <w:r>
-              <w:t xml:space="preserve">★ 改成本包实测总数，并补</w:t>
+              <w:t xml:space="preserve">过期数字：「24 个 docx」</w:t>
+            </w:r>
+          </w:p>
+        </w:tc>
+        <w:tc>
+          <w:tcPr/>
+          <w:p>
+            <w:pPr>
+              <w:pStyle w:val="Compact"/>
+              <w:jc w:val="left"/>
+            </w:pPr>
+            <w:r>
+              <w:t xml:space="preserve">改成本包实测总数，并补</w:t>
             </w:r>
             <w:r>
               <w:rPr>
@@ -4122,12 +3807,6 @@
               <w:pStyle w:val="Compact"/>
               <w:jc w:val="left"/>
             </w:pPr>
-            <w:r>
-              <w:t xml:space="preserve">★</w:t>
-            </w:r>
-            <w:r>
-              <w:t xml:space="preserve"> </w:t>
-            </w:r>
             <w:r>
               <w:rPr>
                 <w:rStyle w:val="VerbatimChar"/>
@@ -4168,19 +3847,19 @@
               <w:jc w:val="left"/>
             </w:pPr>
             <w:r>
-              <w:t xml:space="preserve">★ 口径混用：「包内 25 个 md ＋ 25 个 docx」</w:t>
-            </w:r>
-          </w:p>
-        </w:tc>
-        <w:tc>
-          <w:tcPr/>
-          <w:p>
-            <w:pPr>
-              <w:pStyle w:val="Compact"/>
-              <w:jc w:val="left"/>
-            </w:pPr>
-            <w:r>
-              <w:t xml:space="preserve">★ 改成「</w:t>
+              <w:t xml:space="preserve">口径混用：「包内 25 个 md ＋ 25 个 docx」</w:t>
+            </w:r>
+          </w:p>
+        </w:tc>
+        <w:tc>
+          <w:tcPr/>
+          <w:p>
+            <w:pPr>
+              <w:pStyle w:val="Compact"/>
+              <w:jc w:val="left"/>
+            </w:pPr>
+            <w:r>
+              <w:t xml:space="preserve">改成「</w:t>
             </w:r>
             <w:r>
               <w:rPr>
@@ -4203,12 +3882,6 @@
               <w:pStyle w:val="Compact"/>
               <w:jc w:val="left"/>
             </w:pPr>
-            <w:r>
-              <w:t xml:space="preserve">★</w:t>
-            </w:r>
-            <w:r>
-              <w:t xml:space="preserve"> </w:t>
-            </w:r>
             <w:r>
               <w:rPr>
                 <w:rStyle w:val="VerbatimChar"/>
@@ -4249,22 +3922,19 @@
               <w:jc w:val="left"/>
             </w:pPr>
             <w:r>
-              <w:t xml:space="preserve">★ 指向错误对象：「《大修》意见 394 行，原文在包内」⇒ 包内那份是 270 行</w:t>
-            </w:r>
-          </w:p>
-        </w:tc>
-        <w:tc>
-          <w:tcPr/>
-          <w:p>
-            <w:pPr>
-              <w:pStyle w:val="Compact"/>
-              <w:jc w:val="left"/>
-            </w:pPr>
-            <w:r>
-              <w:t xml:space="preserve">★ 改成「★ 原始 pasted 394 行；★</w:t>
-            </w:r>
-            <w:r>
-              <w:t xml:space="preserve"> </w:t>
+              <w:t xml:space="preserve">指向错误对象：「《大修》意见 394 行，原文在包内」，包内那份是 270 行</w:t>
+            </w:r>
+          </w:p>
+        </w:tc>
+        <w:tc>
+          <w:tcPr/>
+          <w:p>
+            <w:pPr>
+              <w:pStyle w:val="Compact"/>
+              <w:jc w:val="left"/>
+            </w:pPr>
+            <w:r>
+              <w:t xml:space="preserve">改成「 原始 pasted 394 行；</w:t>
             </w:r>
             <w:r>
               <w:rPr>
@@ -4274,10 +3944,7 @@
               <w:t xml:space="preserve">包内整理版 270 行</w:t>
             </w:r>
             <w:r>
-              <w:t xml:space="preserve">」⇒ ★</w:t>
-            </w:r>
-            <w:r>
-              <w:t xml:space="preserve"> </w:t>
+              <w:t xml:space="preserve">」，</w:t>
             </w:r>
             <w:r>
               <w:rPr>
@@ -4287,7 +3954,7 @@
               <w:t xml:space="preserve">两份入口文档都改</w:t>
             </w:r>
             <w:r>
-              <w:t xml:space="preserve">（★ v2 只点了总览，★ 同一措辞在</w:t>
+              <w:t xml:space="preserve">（v2 只点了总览，同一措辞在</w:t>
             </w:r>
             <w:r>
               <w:rPr>
@@ -4297,19 +3964,19 @@
               <w:t xml:space="preserve">本文件</w:t>
             </w:r>
             <w:r>
-              <w:t xml:space="preserve">里也有 ⇒ 按「一处错要全链复扫」一起改）</w:t>
-            </w:r>
-          </w:p>
-        </w:tc>
-        <w:tc>
-          <w:tcPr/>
-          <w:p>
-            <w:pPr>
-              <w:pStyle w:val="Compact"/>
-              <w:jc w:val="left"/>
-            </w:pPr>
-            <w:r>
-              <w:t xml:space="preserve">★ 本文件 L32 ＋</w:t>
+              <w:t xml:space="preserve">里也有，按「一处错要全链复扫」一起改）</w:t>
+            </w:r>
+          </w:p>
+        </w:tc>
+        <w:tc>
+          <w:tcPr/>
+          <w:p>
+            <w:pPr>
+              <w:pStyle w:val="Compact"/>
+              <w:jc w:val="left"/>
+            </w:pPr>
+            <w:r>
+              <w:t xml:space="preserve">本文件 L32 ＋</w:t>
             </w:r>
             <w:r>
               <w:t xml:space="preserve"> </w:t>
@@ -4354,12 +4021,6 @@
               <w:jc w:val="left"/>
             </w:pPr>
             <w:r>
-              <w:t xml:space="preserve">★</w:t>
-            </w:r>
-            <w:r>
-              <w:t xml:space="preserve"> </w:t>
-            </w:r>
-            <w:r>
               <w:rPr>
                 <w:bCs/>
                 <w:b/>
@@ -4379,7 +4040,7 @@
               <w:jc w:val="left"/>
             </w:pPr>
             <w:r>
-              <w:t xml:space="preserve">★ 两处统一 ⇒ ★ 并写明</w:t>
+              <w:t xml:space="preserve">两处统一，并写明</w:t>
             </w:r>
             <w:r>
               <w:rPr>
@@ -4389,10 +4050,7 @@
               <w:t xml:space="preserve">可核的口径</w:t>
             </w:r>
             <w:r>
-              <w:t xml:space="preserve">（★ 现在是：★ 过程史随沙箱丢失且从未推送 ⇒</w:t>
-            </w:r>
-            <w:r>
-              <w:t xml:space="preserve"> </w:t>
+              <w:t xml:space="preserve">（现在是：过程史随沙箱丢失且从未推送，</w:t>
             </w:r>
             <w:r>
               <w:rPr>
@@ -4402,23 +4060,17 @@
               <w:t xml:space="preserve">不可核</w:t>
             </w:r>
             <w:r>
-              <w:t xml:space="preserve">；★ 可核的是内容集合）</w:t>
-            </w:r>
-          </w:p>
-        </w:tc>
-        <w:tc>
-          <w:tcPr/>
-          <w:p>
-            <w:pPr>
-              <w:pStyle w:val="Compact"/>
-              <w:jc w:val="left"/>
-            </w:pPr>
-            <w:r>
-              <w:t xml:space="preserve">★</w:t>
-            </w:r>
-            <w:r>
-              <w:t xml:space="preserve"> </w:t>
-            </w:r>
+              <w:t xml:space="preserve">；可核的是内容集合）</w:t>
+            </w:r>
+          </w:p>
+        </w:tc>
+        <w:tc>
+          <w:tcPr/>
+          <w:p>
+            <w:pPr>
+              <w:pStyle w:val="Compact"/>
+              <w:jc w:val="left"/>
+            </w:pPr>
             <w:r>
               <w:rPr>
                 <w:rStyle w:val="VerbatimChar"/>
@@ -4459,7 +4111,7 @@
               <w:jc w:val="left"/>
             </w:pPr>
             <w:r>
-              <w:t xml:space="preserve">★ 悬空交叉引用（「下方『交付包身份』」小节不存在）＋</w:t>
+              <w:t xml:space="preserve">悬空交叉引用（「下方『交付包身份』」小节不存在）＋</w:t>
             </w:r>
             <w:r>
               <w:t xml:space="preserve"> </w:t>
@@ -4481,7 +4133,7 @@
               <w:jc w:val="left"/>
             </w:pPr>
             <w:r>
-              <w:t xml:space="preserve">★ ① 删掉悬空指引 ② 用</w:t>
+              <w:t xml:space="preserve">① 删掉悬空指引 ② 用</w:t>
             </w:r>
             <w:r>
               <w:rPr>
@@ -4506,13 +4158,7 @@
               <w:t xml:space="preserve">sha256sum SHA256SUMS.txt</w:t>
             </w:r>
             <w:r>
-              <w:t xml:space="preserve"> </w:t>
-            </w:r>
-            <w:r>
-              <w:t xml:space="preserve">⇒ ★</w:t>
-            </w:r>
-            <w:r>
-              <w:t xml:space="preserve"> </w:t>
+              <w:t xml:space="preserve">，</w:t>
             </w:r>
             <w:r>
               <w:rPr>
@@ -4534,7 +4180,7 @@
               <w:jc w:val="left"/>
             </w:pPr>
             <w:r>
-              <w:t xml:space="preserve">★ 本文件 §2·ter ＋</w:t>
+              <w:t xml:space="preserve">本文件 §2·ter ＋</w:t>
             </w:r>
             <w:r>
               <w:t xml:space="preserve"> </w:t>
@@ -4579,7 +4225,7 @@
               <w:jc w:val="left"/>
             </w:pPr>
             <w:r>
-              <w:t xml:space="preserve">★ 工具</w:t>
+              <w:t xml:space="preserve">工具</w:t>
             </w:r>
             <w:r>
               <w:rPr>
@@ -4625,7 +4271,7 @@
               <w:jc w:val="left"/>
             </w:pPr>
             <w:r>
-              <w:t xml:space="preserve">★ 加</w:t>
+              <w:t xml:space="preserve">加</w:t>
             </w:r>
             <w:r>
               <w:t xml:space="preserve"> </w:t>
@@ -4637,13 +4283,7 @@
               <w:t xml:space="preserve">sys.dont_write_bytecode = True</w:t>
             </w:r>
             <w:r>
-              <w:t xml:space="preserve"> </w:t>
-            </w:r>
-            <w:r>
-              <w:t xml:space="preserve">⇒</w:t>
-            </w:r>
-            <w:r>
-              <w:t xml:space="preserve"> </w:t>
+              <w:t xml:space="preserve">，</w:t>
             </w:r>
             <w:r>
               <w:rPr>
@@ -4661,12 +4301,6 @@
               <w:pStyle w:val="Compact"/>
               <w:jc w:val="left"/>
             </w:pPr>
-            <w:r>
-              <w:t xml:space="preserve">★</w:t>
-            </w:r>
-            <w:r>
-              <w:t xml:space="preserve"> </w:t>
-            </w:r>
             <w:r>
               <w:rPr>
                 <w:rStyle w:val="VerbatimChar"/>
@@ -4701,7 +4335,7 @@
               <w:jc w:val="left"/>
             </w:pPr>
             <w:r>
-              <w:t xml:space="preserve">★ 6 个 docx 无源指纹（</w:t>
+              <w:t xml:space="preserve">6 个 docx 无源指纹（</w:t>
             </w:r>
             <w:r>
               <w:rPr>
@@ -4725,12 +4359,6 @@
               <w:jc w:val="left"/>
             </w:pPr>
             <w:r>
-              <w:t xml:space="preserve">★</w:t>
-            </w:r>
-            <w:r>
-              <w:t xml:space="preserve"> </w:t>
-            </w:r>
-            <w:r>
               <w:rPr>
                 <w:bCs/>
                 <w:b/>
@@ -4738,7 +4366,7 @@
               <w:t xml:space="preserve">重建并内嵌指纹</w:t>
             </w:r>
             <w:r>
-              <w:t xml:space="preserve">（★ 重建而不是只贴标签 ⇒ 指纹才是真的）⇒ ★ 全包 docx 指纹覆盖率</w:t>
+              <w:t xml:space="preserve">（重建而不是只贴标签，指纹才是真的），全包 docx 指纹覆盖率</w:t>
             </w:r>
             <w:r>
               <w:t xml:space="preserve"> </w:t>
@@ -4760,19 +4388,13 @@
               <w:jc w:val="left"/>
             </w:pPr>
             <w:r>
-              <w:t xml:space="preserve">★</w:t>
-            </w:r>
-            <w:r>
-              <w:t xml:space="preserve"> </w:t>
-            </w:r>
-            <w:r>
               <w:rPr>
                 <w:rStyle w:val="VerbatimChar"/>
               </w:rPr>
               <w:t xml:space="preserve">tools/build_docx.sh</w:t>
             </w:r>
             <w:r>
-              <w:t xml:space="preserve">（★ 改成也接单个文件）</w:t>
+              <w:t xml:space="preserve">（改成也接单个文件）</w:t>
             </w:r>
           </w:p>
         </w:tc>
@@ -4802,19 +4424,19 @@
               <w:jc w:val="left"/>
             </w:pPr>
             <w:r>
-              <w:t xml:space="preserve">★ 措辞边界：「包 sha256 是稳定标识符」过读</w:t>
-            </w:r>
-          </w:p>
-        </w:tc>
-        <w:tc>
-          <w:tcPr/>
-          <w:p>
-            <w:pPr>
-              <w:pStyle w:val="Compact"/>
-              <w:jc w:val="left"/>
-            </w:pPr>
-            <w:r>
-              <w:t xml:space="preserve">★ 改成三段式（★ 入口文档 ×2 ＋</w:t>
+              <w:t xml:space="preserve">措辞边界：「包 sha256 是稳定标识符」过读</w:t>
+            </w:r>
+          </w:p>
+        </w:tc>
+        <w:tc>
+          <w:tcPr/>
+          <w:p>
+            <w:pPr>
+              <w:pStyle w:val="Compact"/>
+              <w:jc w:val="left"/>
+            </w:pPr>
+            <w:r>
+              <w:t xml:space="preserve">改成三段式（入口文档 ×2 ＋</w:t>
             </w:r>
             <w:r>
               <w:t xml:space="preserve"> </w:t>
@@ -4841,7 +4463,7 @@
               <w:jc w:val="left"/>
             </w:pPr>
             <w:r>
-              <w:t xml:space="preserve">★ 本文件 L89 ＋</w:t>
+              <w:t xml:space="preserve">本文件 L89 ＋</w:t>
             </w:r>
             <w:r>
               <w:t xml:space="preserve"> </w:t>
@@ -4895,19 +4517,19 @@
               <w:jc w:val="left"/>
             </w:pPr>
             <w:r>
-              <w:t xml:space="preserve">★ 入口文档的自我描述（终版包内还写「待重打」；「5/5 通过」没绑 sha）</w:t>
-            </w:r>
-          </w:p>
-        </w:tc>
-        <w:tc>
-          <w:tcPr/>
-          <w:p>
-            <w:pPr>
-              <w:pStyle w:val="Compact"/>
-              <w:jc w:val="left"/>
-            </w:pPr>
-            <w:r>
-              <w:t xml:space="preserve">★ 状态行改成绑定当前版本；★ 复核链里 v1/v2</w:t>
+              <w:t xml:space="preserve">入口文档的自我描述（终版包内还写「待重打」；「5/5 通过」没绑 sha）</w:t>
+            </w:r>
+          </w:p>
+        </w:tc>
+        <w:tc>
+          <w:tcPr/>
+          <w:p>
+            <w:pPr>
+              <w:pStyle w:val="Compact"/>
+              <w:jc w:val="left"/>
+            </w:pPr>
+            <w:r>
+              <w:t xml:space="preserve">状态行改成绑定当前版本；复核链里 v1/v2</w:t>
             </w:r>
             <w:r>
               <w:t xml:space="preserve"> </w:t>
@@ -4928,12 +4550,6 @@
               <w:pStyle w:val="Compact"/>
               <w:jc w:val="left"/>
             </w:pPr>
-            <w:r>
-              <w:t xml:space="preserve">★</w:t>
-            </w:r>
-            <w:r>
-              <w:t xml:space="preserve"> </w:t>
-            </w:r>
             <w:r>
               <w:rPr>
                 <w:rStyle w:val="VerbatimChar"/>
@@ -4955,51 +4571,42 @@
         <w:pStyle w:val="BodyText"/>
       </w:pPr>
       <w:r>
-        <w:t xml:space="preserve">★ ★</w:t>
+        <w:rPr>
+          <w:bCs/>
+          <w:b/>
+        </w:rPr>
+        <w:t xml:space="preserve">v2 还让我发现一件我此前没意识到的事</w:t>
+      </w:r>
+      <w:r>
+        <w:t xml:space="preserve">（已写进</w:t>
       </w:r>
       <w:r>
         <w:t xml:space="preserve"> </w:t>
       </w:r>
       <w:r>
         <w:rPr>
-          <w:bCs/>
-          <w:b/>
-        </w:rPr>
-        <w:t xml:space="preserve">v2 还让我发现一件我此前没意识到的事</w:t>
-      </w:r>
-      <w:r>
-        <w:t xml:space="preserve">（★ 已写进</w:t>
+          <w:rStyle w:val="VerbatimChar"/>
+        </w:rPr>
+        <w:t xml:space="preserve">交付总览</w:t>
       </w:r>
       <w:r>
         <w:t xml:space="preserve"> </w:t>
       </w:r>
       <w:r>
-        <w:rPr>
-          <w:rStyle w:val="VerbatimChar"/>
-        </w:rPr>
-        <w:t xml:space="preserve">交付总览</w:t>
+        <w:t xml:space="preserve">§1）：</w:t>
+      </w:r>
+      <w:r>
+        <w:rPr>
+          <w:bCs/>
+          <w:b/>
+        </w:rPr>
+        <w:t xml:space="preserve">包不能自证自己的 sha</w:t>
       </w:r>
       <w:r>
         <w:t xml:space="preserve"> </w:t>
       </w:r>
       <w:r>
-        <w:t xml:space="preserve">§1）：★</w:t>
-      </w:r>
-      <w:r>
-        <w:t xml:space="preserve"> </w:t>
-      </w:r>
-      <w:r>
-        <w:rPr>
-          <w:bCs/>
-          <w:b/>
-        </w:rPr>
-        <w:t xml:space="preserve">包不能自证自己的 sha</w:t>
-      </w:r>
-      <w:r>
-        <w:t xml:space="preserve"> </w:t>
-      </w:r>
-      <w:r>
-        <w:t xml:space="preserve">—— ★ 写死它就是</w:t>
+        <w:t xml:space="preserve">—— 写死它就是</w:t>
       </w:r>
       <w:r>
         <w:rPr>
@@ -5009,10 +4616,7 @@
         <w:t xml:space="preserve">自指</w:t>
       </w:r>
       <w:r>
-        <w:t xml:space="preserve">（★ 改那个值 ⇒ 改入口文档 ⇒ 改清单 ⇒ 改锚点）★ ⇒ ⇒</w:t>
-      </w:r>
-      <w:r>
-        <w:t xml:space="preserve"> </w:t>
+        <w:t xml:space="preserve">（改那个值，改入口文档，改清单，改锚点），</w:t>
       </w:r>
       <w:r>
         <w:rPr>
@@ -5022,10 +4626,7 @@
         <w:t xml:space="preserve">锚点只能算，不能写死</w:t>
       </w:r>
       <w:r>
-        <w:t xml:space="preserve"> </w:t>
-      </w:r>
-      <w:r>
-        <w:t xml:space="preserve">⇒ ★ 唯一非循环的做法是「清单自身的 sha」（★ 清单覆盖其余全部成员、</w:t>
+        <w:t xml:space="preserve">，唯一非循环的做法是「清单自身的 sha」（清单覆盖其余全部成员、</w:t>
       </w:r>
       <w:r>
         <w:rPr>
@@ -5038,13 +4639,13 @@
         <w:t xml:space="preserve">）。</w:t>
       </w:r>
     </w:p>
-    <w:bookmarkStart w:id="30" w:name="复核链登记-两轮各绑各的包-sha"/>
+    <w:bookmarkStart w:id="30" w:name="复核链登记两轮各绑各的包-sha"/>
     <w:p>
       <w:pPr>
         <w:pStyle w:val="Heading3"/>
       </w:pPr>
       <w:r>
-        <w:t xml:space="preserve">★ 复核链登记（★ 两轮各绑各的包 sha）</w:t>
+        <w:t xml:space="preserve">复核链登记（两轮各绑各的包 sha）</w:t>
       </w:r>
     </w:p>
     <w:tbl>
@@ -5324,20 +4925,36 @@
         <w:pStyle w:val="BodyText"/>
       </w:pPr>
       <w:r>
-        <w:t xml:space="preserve">★</w:t>
+        <w:rPr>
+          <w:bCs/>
+          <w:b/>
+        </w:rPr>
+        <w:t xml:space="preserve">返工留痕</w:t>
+      </w:r>
+      <w:r>
+        <w:t xml:space="preserve">： v1 报告曾有一版「修复前」的字节（sha</w:t>
       </w:r>
       <w:r>
         <w:t xml:space="preserve"> </w:t>
       </w:r>
       <w:r>
         <w:rPr>
-          <w:bCs/>
-          <w:b/>
-        </w:rPr>
-        <w:t xml:space="preserve">返工留痕</w:t>
-      </w:r>
-      <w:r>
-        <w:t xml:space="preserve">：★ v1 报告曾有一版「修复前」的字节（sha</w:t>
+          <w:rStyle w:val="VerbatimChar"/>
+        </w:rPr>
+        <w:t xml:space="preserve">397d607074e53675…</w:t>
+      </w:r>
+      <w:r>
+        <w:t xml:space="preserve">，340 行 / 26,161 B），我在审稿人修好之前就复制进仓（时间差 60 秒），</w:t>
+      </w:r>
+      <w:r>
+        <w:rPr>
+          <w:bCs/>
+          <w:b/>
+        </w:rPr>
+        <w:t xml:space="preserve">审稿人当场喊停</w:t>
+      </w:r>
+      <w:r>
+        <w:t xml:space="preserve">，已换成修复版</w:t>
       </w:r>
       <w:r>
         <w:t xml:space="preserve"> </w:t>
@@ -5346,10 +4963,20 @@
         <w:rPr>
           <w:rStyle w:val="VerbatimChar"/>
         </w:rPr>
-        <w:t xml:space="preserve">397d607074e53675…</w:t>
-      </w:r>
-      <w:r>
-        <w:t xml:space="preserve">，340 行 / 26,161 B）⇒ ★ 我在审稿人修好之前就复制进仓（时间差 60 秒）⇒ ★</w:t>
+        <w:t xml:space="preserve">62381da6…</w:t>
+      </w:r>
+      <w:r>
+        <w:t xml:space="preserve">，</w:t>
+      </w:r>
+      <w:r>
+        <w:rPr>
+          <w:bCs/>
+          <w:b/>
+        </w:rPr>
+        <w:t xml:space="preserve">本表即留痕处</w:t>
+      </w:r>
+      <w:r>
+        <w:t xml:space="preserve">。</w:t>
       </w:r>
       <w:r>
         <w:t xml:space="preserve"> </w:t>
@@ -5359,116 +4986,63 @@
           <w:bCs/>
           <w:b/>
         </w:rPr>
-        <w:t xml:space="preserve">审稿人当场喊停</w:t>
-      </w:r>
-      <w:r>
+        <w:t xml:space="preserve">一件必须说清的</w:t>
+      </w:r>
+      <w:r>
+        <w:t xml:space="preserve">：</w:t>
+      </w:r>
+      <w:r>
+        <w:rPr>
+          <w:bCs/>
+          <w:b/>
+        </w:rPr>
+        <w:t xml:space="preserve">审计人 v2 审的那一版</w:t>
+      </w:r>
+      <w:r>
+        <w:rPr>
+          <w:bCs/>
+          <w:b/>
+        </w:rPr>
         <w:t xml:space="preserve"> </w:t>
       </w:r>
       <w:r>
-        <w:t xml:space="preserve">⇒ ★ 已换成修复版</w:t>
-      </w:r>
-      <w:r>
+        <w:rPr>
+          <w:rStyle w:val="VerbatimChar"/>
+          <w:bCs/>
+          <w:b/>
+        </w:rPr>
+        <w:t xml:space="preserve">交付说明</w:t>
+      </w:r>
+      <w:r>
+        <w:rPr>
+          <w:bCs/>
+          <w:b/>
+        </w:rPr>
+        <w:t xml:space="preserve">（比包内</w:t>
+      </w:r>
+      <w:r>
+        <w:rPr>
+          <w:bCs/>
+          <w:b/>
+        </w:rPr>
         <w:t xml:space="preserve"> </w:t>
       </w:r>
       <w:r>
         <w:rPr>
           <w:rStyle w:val="VerbatimChar"/>
-        </w:rPr>
-        <w:t xml:space="preserve">62381da6…</w:t>
-      </w:r>
-      <w:r>
+          <w:bCs/>
+          <w:b/>
+        </w:rPr>
+        <w:t xml:space="preserve">7a602aa3</w:t>
+      </w:r>
+      <w:r>
+        <w:rPr>
+          <w:bCs/>
+          <w:b/>
+        </w:rPr>
         <w:t xml:space="preserve"> </w:t>
       </w:r>
       <w:r>
-        <w:t xml:space="preserve">⇒ ★</w:t>
-      </w:r>
-      <w:r>
-        <w:t xml:space="preserve"> </w:t>
-      </w:r>
-      <w:r>
-        <w:rPr>
-          <w:bCs/>
-          <w:b/>
-        </w:rPr>
-        <w:t xml:space="preserve">本表即留痕处</w:t>
-      </w:r>
-      <w:r>
-        <w:t xml:space="preserve">。</w:t>
-      </w:r>
-      <w:r>
-        <w:t xml:space="preserve"> </w:t>
-      </w:r>
-      <w:r>
-        <w:t xml:space="preserve">★ ★</w:t>
-      </w:r>
-      <w:r>
-        <w:t xml:space="preserve"> </w:t>
-      </w:r>
-      <w:r>
-        <w:rPr>
-          <w:bCs/>
-          <w:b/>
-        </w:rPr>
-        <w:t xml:space="preserve">一件必须说清的</w:t>
-      </w:r>
-      <w:r>
-        <w:t xml:space="preserve">：★ ★</w:t>
-      </w:r>
-      <w:r>
-        <w:t xml:space="preserve"> </w:t>
-      </w:r>
-      <w:r>
-        <w:rPr>
-          <w:bCs/>
-          <w:b/>
-        </w:rPr>
-        <w:t xml:space="preserve">审计人 v2 审的那一版</w:t>
-      </w:r>
-      <w:r>
-        <w:rPr>
-          <w:bCs/>
-          <w:b/>
-        </w:rPr>
-        <w:t xml:space="preserve"> </w:t>
-      </w:r>
-      <w:r>
-        <w:rPr>
-          <w:rStyle w:val="VerbatimChar"/>
-          <w:bCs/>
-          <w:b/>
-        </w:rPr>
-        <w:t xml:space="preserve">交付说明</w:t>
-      </w:r>
-      <w:r>
-        <w:rPr>
-          <w:bCs/>
-          <w:b/>
-        </w:rPr>
-        <w:t xml:space="preserve">（比包内</w:t>
-      </w:r>
-      <w:r>
-        <w:rPr>
-          <w:bCs/>
-          <w:b/>
-        </w:rPr>
-        <w:t xml:space="preserve"> </w:t>
-      </w:r>
-      <w:r>
-        <w:rPr>
-          <w:rStyle w:val="VerbatimChar"/>
-          <w:bCs/>
-          <w:b/>
-        </w:rPr>
-        <w:t xml:space="preserve">7a602aa3</w:t>
-      </w:r>
-      <w:r>
-        <w:rPr>
-          <w:bCs/>
-          <w:b/>
-        </w:rPr>
-        <w:t xml:space="preserve"> </w:t>
-      </w:r>
-      <w:r>
         <w:rPr>
           <w:bCs/>
           <w:b/>
@@ -5476,10 +5050,7 @@
         <w:t xml:space="preserve">版多 29 行，含上面这张登记表与返工留痕段）随 2026-10-25 的沙箱重置丢失了</w:t>
       </w:r>
       <w:r>
-        <w:t xml:space="preserve"> </w:t>
-      </w:r>
-      <w:r>
-        <w:t xml:space="preserve">⇒ ★ 本表是</w:t>
+        <w:t xml:space="preserve">，本表是</w:t>
       </w:r>
       <w:r>
         <w:rPr>
@@ -5489,10 +5060,7 @@
         <w:t xml:space="preserve">依审计报告 §D2.1 的逐字引用重建</w:t>
       </w:r>
       <w:r>
-        <w:t xml:space="preserve">的（★ 审计人当时已逐条核对过那几行）⇒ ★</w:t>
-      </w:r>
-      <w:r>
-        <w:t xml:space="preserve"> </w:t>
+        <w:t xml:space="preserve">的（审计人当时已逐条核对过那几行），</w:t>
       </w:r>
       <w:r>
         <w:rPr>
@@ -5502,10 +5070,7 @@
         <w:t xml:space="preserve">重建段的字节与当时不同</w:t>
       </w:r>
       <w:r>
-        <w:t xml:space="preserve"> </w:t>
-      </w:r>
-      <w:r>
-        <w:t xml:space="preserve">⇒ ★ 按【重建】读，</w:t>
+        <w:t xml:space="preserve">，按【重建】读，</w:t>
       </w:r>
       <w:r>
         <w:rPr>
@@ -5635,152 +5200,128 @@
         <w:pStyle w:val="FirstParagraph"/>
       </w:pPr>
       <w:r>
-        <w:t xml:space="preserve">★</w:t>
+        <w:rPr>
+          <w:bCs/>
+          <w:b/>
+        </w:rPr>
+        <w:t xml:space="preserve">版本</w:t>
+      </w:r>
+      <w:r>
+        <w:t xml:space="preserve">：</w:t>
+      </w:r>
+      <w:r>
+        <w:rPr>
+          <w:rStyle w:val="VerbatimChar"/>
+        </w:rPr>
+        <w:t xml:space="preserve">feature/revise-per-external-review-2026-10-24</w:t>
       </w:r>
       <w:r>
         <w:t xml:space="preserve"> </w:t>
       </w:r>
       <w:r>
-        <w:rPr>
-          <w:bCs/>
-          <w:b/>
-        </w:rPr>
-        <w:t xml:space="preserve">版本</w:t>
-      </w:r>
-      <w:r>
-        <w:t xml:space="preserve">：</w:t>
+        <w:t xml:space="preserve">分支；</w:t>
+      </w:r>
+      <w:r>
+        <w:rPr>
+          <w:bCs/>
+          <w:b/>
+        </w:rPr>
+        <w:t xml:space="preserve">内容锚点 ＝</w:t>
+      </w:r>
+      <w:r>
+        <w:rPr>
+          <w:bCs/>
+          <w:b/>
+        </w:rPr>
+        <w:t xml:space="preserve"> </w:t>
       </w:r>
       <w:r>
         <w:rPr>
           <w:rStyle w:val="VerbatimChar"/>
-        </w:rPr>
-        <w:t xml:space="preserve">feature/revise-per-external-review-2026-10-24</w:t>
+          <w:bCs/>
+          <w:b/>
+        </w:rPr>
+        <w:t xml:space="preserve">sha256sum SHA256SUMS.txt</w:t>
+      </w:r>
+      <w:r>
+        <w:t xml:space="preserve">（非循环）。</w:t>
+      </w:r>
+      <w:r>
+        <w:rPr>
+          <w:bCs/>
+          <w:b/>
+        </w:rPr>
+        <w:t xml:space="preserve">本仓是 2026-10-25 沙箱重置后重建的</w:t>
+      </w:r>
+      <w:r>
+        <w:t xml:space="preserve">（旧分支 33 个 commit 的</w:t>
+      </w:r>
+      <w:r>
+        <w:rPr>
+          <w:bCs/>
+          <w:b/>
+        </w:rPr>
+        <w:t xml:space="preserve">过程史已永久丢失</w:t>
+      </w:r>
+      <w:r>
+        <w:t xml:space="preserve">，且从未推送，</w:t>
+      </w:r>
+      <w:r>
+        <w:rPr>
+          <w:rStyle w:val="VerbatimChar"/>
+        </w:rPr>
+        <w:t xml:space="preserve">cf72f94</w:t>
       </w:r>
       <w:r>
         <w:t xml:space="preserve"> </w:t>
       </w:r>
       <w:r>
-        <w:t xml:space="preserve">分支；★</w:t>
+        <w:t xml:space="preserve">那个基线 commit 在 GitHub 上</w:t>
+      </w:r>
+      <w:r>
+        <w:rPr>
+          <w:bCs/>
+          <w:b/>
+        </w:rPr>
+        <w:t xml:space="preserve">也不存在</w:t>
+      </w:r>
+      <w:r>
+        <w:t xml:space="preserve">，</w:t>
+      </w:r>
+      <w:r>
+        <w:rPr>
+          <w:bCs/>
+          <w:b/>
+        </w:rPr>
+        <w:t xml:space="preserve">不可核</w:t>
+      </w:r>
+      <w:r>
+        <w:t xml:space="preserve">），</w:t>
+      </w:r>
+      <w:r>
+        <w:rPr>
+          <w:bCs/>
+          <w:b/>
+        </w:rPr>
+        <w:t xml:space="preserve">能核的是内容</w:t>
+      </w:r>
+      <w:r>
+        <w:t xml:space="preserve">：本包内容集合 ＝ 被审包</w:t>
       </w:r>
       <w:r>
         <w:t xml:space="preserve"> </w:t>
       </w:r>
       <w:r>
         <w:rPr>
-          <w:bCs/>
-          <w:b/>
-        </w:rPr>
-        <w:t xml:space="preserve">内容锚点 ＝</w:t>
-      </w:r>
-      <w:r>
-        <w:rPr>
-          <w:bCs/>
-          <w:b/>
-        </w:rPr>
+          <w:rStyle w:val="VerbatimChar"/>
+        </w:rPr>
+        <w:t xml:space="preserve">6afcc844…</w:t>
+      </w:r>
+      <w:r>
         <w:t xml:space="preserve"> </w:t>
       </w:r>
       <w:r>
-        <w:rPr>
-          <w:rStyle w:val="VerbatimChar"/>
-          <w:bCs/>
-          <w:b/>
-        </w:rPr>
-        <w:t xml:space="preserve">sha256sum SHA256SUMS.txt</w:t>
-      </w:r>
-      <w:r>
-        <w:t xml:space="preserve">（★ 非循环）。★ ★</w:t>
-      </w:r>
-      <w:r>
-        <w:t xml:space="preserve"> </w:t>
-      </w:r>
-      <w:r>
-        <w:rPr>
-          <w:bCs/>
-          <w:b/>
-        </w:rPr>
-        <w:t xml:space="preserve">本仓是 2026-10-25 沙箱重置后重建的</w:t>
-      </w:r>
-      <w:r>
-        <w:t xml:space="preserve">（★ 旧分支 33 个 commit 的</w:t>
-      </w:r>
-      <w:r>
-        <w:rPr>
-          <w:bCs/>
-          <w:b/>
-        </w:rPr>
-        <w:t xml:space="preserve">过程史已永久丢失</w:t>
-      </w:r>
-      <w:r>
-        <w:t xml:space="preserve">，且从未推送 ⇒</w:t>
-      </w:r>
-      <w:r>
-        <w:t xml:space="preserve"> </w:t>
-      </w:r>
-      <w:r>
-        <w:rPr>
-          <w:rStyle w:val="VerbatimChar"/>
-        </w:rPr>
-        <w:t xml:space="preserve">cf72f94</w:t>
-      </w:r>
-      <w:r>
-        <w:t xml:space="preserve"> </w:t>
-      </w:r>
-      <w:r>
-        <w:t xml:space="preserve">那个基线 commit 在 GitHub 上</w:t>
-      </w:r>
-      <w:r>
-        <w:rPr>
-          <w:bCs/>
-          <w:b/>
-        </w:rPr>
-        <w:t xml:space="preserve">也不存在</w:t>
-      </w:r>
-      <w:r>
-        <w:t xml:space="preserve"> </w:t>
-      </w:r>
-      <w:r>
-        <w:t xml:space="preserve">⇒</w:t>
-      </w:r>
-      <w:r>
-        <w:t xml:space="preserve"> </w:t>
-      </w:r>
-      <w:r>
-        <w:rPr>
-          <w:bCs/>
-          <w:b/>
-        </w:rPr>
-        <w:t xml:space="preserve">不可核</w:t>
-      </w:r>
-      <w:r>
-        <w:t xml:space="preserve">）⇒ ★</w:t>
-      </w:r>
-      <w:r>
-        <w:t xml:space="preserve"> </w:t>
-      </w:r>
-      <w:r>
-        <w:rPr>
-          <w:bCs/>
-          <w:b/>
-        </w:rPr>
-        <w:t xml:space="preserve">能核的是内容</w:t>
-      </w:r>
-      <w:r>
-        <w:t xml:space="preserve">：本包内容集合 ＝ 被审包</w:t>
-      </w:r>
-      <w:r>
-        <w:t xml:space="preserve"> </w:t>
-      </w:r>
-      <w:r>
-        <w:rPr>
-          <w:rStyle w:val="VerbatimChar"/>
-        </w:rPr>
-        <w:t xml:space="preserve">6afcc844…</w:t>
-      </w:r>
-      <w:r>
-        <w:t xml:space="preserve"> </w:t>
-      </w:r>
-      <w:r>
-        <w:t xml:space="preserve">的内容集合（★ 逐字节可核）。</w:t>
+        <w:t xml:space="preserve">的内容集合（逐字节可核）。</w:t>
       </w:r>
     </w:p>
     <w:bookmarkEnd w:id="32"/>
